--- a/doc/2_ApplicationDevelopment_QAs.docx
+++ b/doc/2_ApplicationDevelopment_QAs.docx
@@ -1,6 +1,6 @@
 
 <file path=word/document.xml><?xml version="1.0" encoding="utf-8"?>
-<w:document xmlns:wpc="http://schemas.microsoft.com/office/word/2010/wordprocessingCanvas" xmlns:cx="http://schemas.microsoft.com/office/drawing/2014/chartex" xmlns:cx1="http://schemas.microsoft.com/office/drawing/2015/9/8/chartex" xmlns:cx2="http://schemas.microsoft.com/office/drawing/2015/10/21/chartex" xmlns:cx3="http://schemas.microsoft.com/office/drawing/2016/5/9/chartex" xmlns:cx4="http://schemas.microsoft.com/office/drawing/2016/5/10/chartex" xmlns:cx5="http://schemas.microsoft.com/office/drawing/2016/5/11/chartex" xmlns:cx6="http://schemas.microsoft.com/office/drawing/2016/5/12/chartex" xmlns:cx7="http://schemas.microsoft.com/office/drawing/2016/5/13/chartex" xmlns:cx8="http://schemas.microsoft.com/office/drawing/2016/5/14/chartex" xmlns:mc="http://schemas.openxmlformats.org/markup-compatibility/2006" xmlns:aink="http://schemas.microsoft.com/office/drawing/2016/ink" xmlns:am3d="http://schemas.microsoft.com/office/drawing/2017/model3d" xmlns:o="urn:schemas-microsoft-com:office:office" xmlns:oel="http://schemas.microsoft.com/office/2019/extlst" xmlns:r="http://schemas.openxmlformats.org/officeDocument/2006/relationships" xmlns:m="http://schemas.openxmlformats.org/officeDocument/2006/math" xmlns:v="urn:schemas-microsoft-com:vml" xmlns:wp14="http://schemas.microsoft.com/office/word/2010/wordprocessingDrawing" xmlns:wp="http://schemas.openxmlformats.org/drawingml/2006/wordprocessingDrawing" xmlns:w10="urn:schemas-microsoft-com:office:word" xmlns:w="http://schemas.openxmlformats.org/wordprocessingml/2006/main" xmlns:w14="http://schemas.microsoft.com/office/word/2010/wordml" xmlns:w15="http://schemas.microsoft.com/office/word/2012/wordml" xmlns:w16cei="http://schemas.microsoft.com/office/word/2026/wordml/cei" xmlns:w16cex="http://schemas.microsoft.com/office/word/2018/wordml/cex" xmlns:w16cid="http://schemas.microsoft.com/office/word/2016/wordml/cid" xmlns:w16="http://schemas.microsoft.com/office/word/2018/wordml" xmlns:w16du="http://schemas.microsoft.com/office/word/2023/wordml/word16du" xmlns:w16sdtdh="http://schemas.microsoft.com/office/word/2020/wordml/sdtdatahash" xmlns:w16sdtfl="http://schemas.microsoft.com/office/word/2024/wordml/sdtformatlock" xmlns:w16se="http://schemas.microsoft.com/office/word/2015/wordml/symex" xmlns:wpg="http://schemas.microsoft.com/office/word/2010/wordprocessingGroup" xmlns:wpi="http://schemas.microsoft.com/office/word/2010/wordprocessingInk" xmlns:wne="http://schemas.microsoft.com/office/word/2006/wordml" xmlns:wps="http://schemas.microsoft.com/office/word/2010/wordprocessingShape" mc:Ignorable="w14 w15 w16se w16cid w16 w16cex w16sdtdh w16sdtfl w16du wp14">
+<w:document xmlns:wpc="http://schemas.microsoft.com/office/word/2010/wordprocessingCanvas" xmlns:cx="http://schemas.microsoft.com/office/drawing/2014/chartex" xmlns:cx1="http://schemas.microsoft.com/office/drawing/2015/9/8/chartex" xmlns:cx2="http://schemas.microsoft.com/office/drawing/2015/10/21/chartex" xmlns:cx3="http://schemas.microsoft.com/office/drawing/2016/5/9/chartex" xmlns:cx4="http://schemas.microsoft.com/office/drawing/2016/5/10/chartex" xmlns:cx5="http://schemas.microsoft.com/office/drawing/2016/5/11/chartex" xmlns:cx6="http://schemas.microsoft.com/office/drawing/2016/5/12/chartex" xmlns:cx7="http://schemas.microsoft.com/office/drawing/2016/5/13/chartex" xmlns:cx8="http://schemas.microsoft.com/office/drawing/2016/5/14/chartex" xmlns:mc="http://schemas.openxmlformats.org/markup-compatibility/2006" xmlns:aink="http://schemas.microsoft.com/office/drawing/2016/ink" xmlns:am3d="http://schemas.microsoft.com/office/drawing/2017/model3d" xmlns:o="urn:schemas-microsoft-com:office:office" xmlns:r="http://schemas.openxmlformats.org/officeDocument/2006/relationships" xmlns:m="http://schemas.openxmlformats.org/officeDocument/2006/math" xmlns:v="urn:schemas-microsoft-com:vml" xmlns:wp14="http://schemas.microsoft.com/office/word/2010/wordprocessingDrawing" xmlns:wp="http://schemas.openxmlformats.org/drawingml/2006/wordprocessingDrawing" xmlns:w10="urn:schemas-microsoft-com:office:word" xmlns:w="http://schemas.openxmlformats.org/wordprocessingml/2006/main" xmlns:w14="http://schemas.microsoft.com/office/word/2010/wordml" xmlns:w15="http://schemas.microsoft.com/office/word/2012/wordml" xmlns:w16cex="http://schemas.microsoft.com/office/word/2018/wordml/cex" xmlns:w16cid="http://schemas.microsoft.com/office/word/2016/wordml/cid" xmlns:w16="http://schemas.microsoft.com/office/word/2018/wordml" xmlns:w16sdtdh="http://schemas.microsoft.com/office/word/2020/wordml/sdtdatahash" xmlns:w16se="http://schemas.microsoft.com/office/word/2015/wordml/symex" xmlns:wpg="http://schemas.microsoft.com/office/word/2010/wordprocessingGroup" xmlns:wpi="http://schemas.microsoft.com/office/word/2010/wordprocessingInk" xmlns:wne="http://schemas.microsoft.com/office/word/2006/wordml" xmlns:wps="http://schemas.microsoft.com/office/word/2010/wordprocessingShape" mc:Ignorable="w14 w15 w16se w16cid w16 w16cex w16sdtdh wp14">
   <w:body>
     <w:p>
       <w:pPr>
@@ -81,19 +81,27 @@
           <w:szCs w:val="26"/>
         </w:rPr>
       </w:pPr>
-      <w:proofErr w:type="spellStart"/>
-      <w:r>
-        <w:rPr>
-          <w:rFonts w:ascii="Times New Roman" w:hAnsi="Times New Roman" w:cs="Times New Roman"/>
-          <w:sz w:val="26"/>
-          <w:szCs w:val="26"/>
-        </w:rPr>
-        <w:t>Nhóm</w:t>
-      </w:r>
-      <w:proofErr w:type="spellEnd"/>
-      <w:r>
-        <w:rPr>
-          <w:rFonts w:ascii="Times New Roman" w:hAnsi="Times New Roman" w:cs="Times New Roman"/>
+      <w:r>
+        <w:rPr>
+          <w:rFonts w:ascii="Times New Roman" w:hAnsi="Times New Roman" w:cs="Times New Roman"/>
+          <w:sz w:val="26"/>
+          <w:szCs w:val="26"/>
+        </w:rPr>
+        <w:t xml:space="preserve">Nhóm </w:t>
+      </w:r>
+      <w:r>
+        <w:rPr>
+          <w:rFonts w:ascii="Times New Roman" w:hAnsi="Times New Roman" w:cs="Times New Roman"/>
+          <w:color w:val="000000" w:themeColor="text1"/>
+          <w:sz w:val="26"/>
+          <w:szCs w:val="26"/>
+        </w:rPr>
+        <w:t>04</w:t>
+      </w:r>
+      <w:r>
+        <w:rPr>
+          <w:rFonts w:ascii="Times New Roman" w:hAnsi="Times New Roman" w:cs="Times New Roman"/>
+          <w:color w:val="FF0000"/>
           <w:sz w:val="26"/>
           <w:szCs w:val="26"/>
         </w:rPr>
@@ -102,24 +110,6 @@
       <w:r>
         <w:rPr>
           <w:rFonts w:ascii="Times New Roman" w:hAnsi="Times New Roman" w:cs="Times New Roman"/>
-          <w:color w:val="000000" w:themeColor="text1"/>
-          <w:sz w:val="26"/>
-          <w:szCs w:val="26"/>
-        </w:rPr>
-        <w:t>04</w:t>
-      </w:r>
-      <w:r>
-        <w:rPr>
-          <w:rFonts w:ascii="Times New Roman" w:hAnsi="Times New Roman" w:cs="Times New Roman"/>
-          <w:color w:val="FF0000"/>
-          <w:sz w:val="26"/>
-          <w:szCs w:val="26"/>
-        </w:rPr>
-        <w:t xml:space="preserve"> </w:t>
-      </w:r>
-      <w:r>
-        <w:rPr>
-          <w:rFonts w:ascii="Times New Roman" w:hAnsi="Times New Roman" w:cs="Times New Roman"/>
           <w:sz w:val="26"/>
           <w:szCs w:val="26"/>
         </w:rPr>
@@ -131,37 +121,8 @@
           <w:sz w:val="26"/>
           <w:szCs w:val="26"/>
         </w:rPr>
-        <w:t xml:space="preserve">Thành </w:t>
-      </w:r>
-      <w:proofErr w:type="spellStart"/>
-      <w:r>
-        <w:rPr>
-          <w:rFonts w:ascii="Times New Roman" w:hAnsi="Times New Roman" w:cs="Times New Roman"/>
-          <w:sz w:val="26"/>
-          <w:szCs w:val="26"/>
-        </w:rPr>
-        <w:t>viên</w:t>
-      </w:r>
-      <w:proofErr w:type="spellEnd"/>
-      <w:r>
-        <w:rPr>
-          <w:rFonts w:ascii="Times New Roman" w:hAnsi="Times New Roman" w:cs="Times New Roman"/>
-          <w:sz w:val="26"/>
-          <w:szCs w:val="26"/>
-        </w:rPr>
-        <w:t xml:space="preserve"> </w:t>
-      </w:r>
-      <w:proofErr w:type="spellStart"/>
-      <w:proofErr w:type="gramStart"/>
-      <w:r>
-        <w:rPr>
-          <w:rFonts w:ascii="Times New Roman" w:hAnsi="Times New Roman" w:cs="Times New Roman"/>
-          <w:sz w:val="26"/>
-          <w:szCs w:val="26"/>
-        </w:rPr>
-        <w:t>nhóm</w:t>
-      </w:r>
-      <w:proofErr w:type="spellEnd"/>
+        <w:t>Thành viên nhóm</w:t>
+      </w:r>
       <w:r>
         <w:rPr>
           <w:rFonts w:ascii="Times New Roman" w:hAnsi="Times New Roman" w:cs="Times New Roman"/>
@@ -170,7 +131,6 @@
         </w:rPr>
         <w:t xml:space="preserve"> :</w:t>
       </w:r>
-      <w:proofErr w:type="gramEnd"/>
     </w:p>
     <w:p>
       <w:pPr>
@@ -276,47 +236,7 @@
                 <w:sz w:val="26"/>
                 <w:szCs w:val="26"/>
               </w:rPr>
-              <w:t>Lê Trần Quang Thanh (</w:t>
-            </w:r>
-            <w:proofErr w:type="spellStart"/>
-            <w:r>
-              <w:rPr>
-                <w:rFonts w:ascii="Times New Roman" w:hAnsi="Times New Roman" w:cs="Times New Roman"/>
-                <w:color w:val="000000" w:themeColor="text1"/>
-                <w:sz w:val="26"/>
-                <w:szCs w:val="26"/>
-              </w:rPr>
-              <w:t>Nhóm</w:t>
-            </w:r>
-            <w:proofErr w:type="spellEnd"/>
-            <w:r>
-              <w:rPr>
-                <w:rFonts w:ascii="Times New Roman" w:hAnsi="Times New Roman" w:cs="Times New Roman"/>
-                <w:color w:val="000000" w:themeColor="text1"/>
-                <w:sz w:val="26"/>
-                <w:szCs w:val="26"/>
-              </w:rPr>
-              <w:t xml:space="preserve"> </w:t>
-            </w:r>
-            <w:proofErr w:type="spellStart"/>
-            <w:r>
-              <w:rPr>
-                <w:rFonts w:ascii="Times New Roman" w:hAnsi="Times New Roman" w:cs="Times New Roman"/>
-                <w:color w:val="000000" w:themeColor="text1"/>
-                <w:sz w:val="26"/>
-                <w:szCs w:val="26"/>
-              </w:rPr>
-              <w:t>trưởng</w:t>
-            </w:r>
-            <w:proofErr w:type="spellEnd"/>
-            <w:r>
-              <w:rPr>
-                <w:rFonts w:ascii="Times New Roman" w:hAnsi="Times New Roman" w:cs="Times New Roman"/>
-                <w:color w:val="000000" w:themeColor="text1"/>
-                <w:sz w:val="26"/>
-                <w:szCs w:val="26"/>
-              </w:rPr>
-              <w:t>)</w:t>
+              <w:t>Lê Trần Quang Thanh (Nhóm trưởng)</w:t>
             </w:r>
           </w:p>
         </w:tc>
@@ -475,27 +395,7 @@
                 <w:sz w:val="26"/>
                 <w:szCs w:val="26"/>
               </w:rPr>
-              <w:t xml:space="preserve">Nguyễn </w:t>
-            </w:r>
-            <w:proofErr w:type="spellStart"/>
-            <w:r>
-              <w:rPr>
-                <w:rFonts w:ascii="Times New Roman" w:hAnsi="Times New Roman" w:cs="Times New Roman"/>
-                <w:color w:val="000000" w:themeColor="text1"/>
-                <w:sz w:val="26"/>
-                <w:szCs w:val="26"/>
-              </w:rPr>
-              <w:t>Khắc</w:t>
-            </w:r>
-            <w:proofErr w:type="spellEnd"/>
-            <w:r>
-              <w:rPr>
-                <w:rFonts w:ascii="Times New Roman" w:hAnsi="Times New Roman" w:cs="Times New Roman"/>
-                <w:color w:val="000000" w:themeColor="text1"/>
-                <w:sz w:val="26"/>
-                <w:szCs w:val="26"/>
-              </w:rPr>
-              <w:t xml:space="preserve"> Duy</w:t>
+              <w:t>Nguyễn Khắc Duy</w:t>
             </w:r>
           </w:p>
         </w:tc>
@@ -541,7 +441,6 @@
                 <w:szCs w:val="26"/>
               </w:rPr>
             </w:pPr>
-            <w:proofErr w:type="spellStart"/>
             <w:r>
               <w:rPr>
                 <w:rFonts w:ascii="Times New Roman" w:hAnsi="Times New Roman" w:cs="Times New Roman"/>
@@ -549,17 +448,7 @@
                 <w:sz w:val="26"/>
                 <w:szCs w:val="26"/>
               </w:rPr>
-              <w:t>Hồ</w:t>
-            </w:r>
-            <w:proofErr w:type="spellEnd"/>
-            <w:r>
-              <w:rPr>
-                <w:rFonts w:ascii="Times New Roman" w:hAnsi="Times New Roman" w:cs="Times New Roman"/>
-                <w:color w:val="000000" w:themeColor="text1"/>
-                <w:sz w:val="26"/>
-                <w:szCs w:val="26"/>
-              </w:rPr>
-              <w:t xml:space="preserve"> Văn Khánh</w:t>
+              <w:t>Hồ Văn Khánh</w:t>
             </w:r>
           </w:p>
         </w:tc>
@@ -615,7 +504,6 @@
           <w:szCs w:val="26"/>
         </w:rPr>
       </w:pPr>
-      <w:proofErr w:type="spellStart"/>
       <w:r>
         <w:rPr>
           <w:rFonts w:ascii="Times New Roman" w:hAnsi="Times New Roman" w:cs="Times New Roman"/>
@@ -623,57 +511,7 @@
           <w:sz w:val="26"/>
           <w:szCs w:val="26"/>
         </w:rPr>
-        <w:t>Tên</w:t>
-      </w:r>
-      <w:proofErr w:type="spellEnd"/>
-      <w:r>
-        <w:rPr>
-          <w:rFonts w:ascii="Times New Roman" w:hAnsi="Times New Roman" w:cs="Times New Roman"/>
-          <w:i/>
-          <w:sz w:val="26"/>
-          <w:szCs w:val="26"/>
-        </w:rPr>
-        <w:t xml:space="preserve"> </w:t>
-      </w:r>
-      <w:proofErr w:type="spellStart"/>
-      <w:r>
-        <w:rPr>
-          <w:rFonts w:ascii="Times New Roman" w:hAnsi="Times New Roman" w:cs="Times New Roman"/>
-          <w:i/>
-          <w:sz w:val="26"/>
-          <w:szCs w:val="26"/>
-        </w:rPr>
-        <w:t>ứng</w:t>
-      </w:r>
-      <w:proofErr w:type="spellEnd"/>
-      <w:r>
-        <w:rPr>
-          <w:rFonts w:ascii="Times New Roman" w:hAnsi="Times New Roman" w:cs="Times New Roman"/>
-          <w:i/>
-          <w:sz w:val="26"/>
-          <w:szCs w:val="26"/>
-        </w:rPr>
-        <w:t xml:space="preserve"> </w:t>
-      </w:r>
-      <w:proofErr w:type="spellStart"/>
-      <w:r>
-        <w:rPr>
-          <w:rFonts w:ascii="Times New Roman" w:hAnsi="Times New Roman" w:cs="Times New Roman"/>
-          <w:i/>
-          <w:sz w:val="26"/>
-          <w:szCs w:val="26"/>
-        </w:rPr>
-        <w:t>dụng</w:t>
-      </w:r>
-      <w:proofErr w:type="spellEnd"/>
-      <w:r>
-        <w:rPr>
-          <w:rFonts w:ascii="Times New Roman" w:hAnsi="Times New Roman" w:cs="Times New Roman"/>
-          <w:i/>
-          <w:sz w:val="26"/>
-          <w:szCs w:val="26"/>
-        </w:rPr>
-        <w:t>:</w:t>
+        <w:t>Tên ứng dụng:</w:t>
       </w:r>
       <w:r>
         <w:rPr>
@@ -717,16 +555,14 @@
           <w:szCs w:val="26"/>
         </w:rPr>
       </w:pPr>
-      <w:proofErr w:type="spellStart"/>
-      <w:r>
-        <w:rPr>
-          <w:rFonts w:ascii="Times New Roman" w:hAnsi="Times New Roman" w:cs="Times New Roman"/>
-          <w:sz w:val="26"/>
-          <w:szCs w:val="26"/>
-        </w:rPr>
-        <w:t>Thời</w:t>
-      </w:r>
-      <w:proofErr w:type="spellEnd"/>
+      <w:r>
+        <w:rPr>
+          <w:rFonts w:ascii="Times New Roman" w:hAnsi="Times New Roman" w:cs="Times New Roman"/>
+          <w:sz w:val="26"/>
+          <w:szCs w:val="26"/>
+        </w:rPr>
+        <w:t>Thời gian thực hiện: Từ</w:t>
+      </w:r>
       <w:r>
         <w:rPr>
           <w:rFonts w:ascii="Times New Roman" w:hAnsi="Times New Roman" w:cs="Times New Roman"/>
@@ -735,78 +571,6 @@
         </w:rPr>
         <w:t xml:space="preserve"> </w:t>
       </w:r>
-      <w:proofErr w:type="spellStart"/>
-      <w:r>
-        <w:rPr>
-          <w:rFonts w:ascii="Times New Roman" w:hAnsi="Times New Roman" w:cs="Times New Roman"/>
-          <w:sz w:val="26"/>
-          <w:szCs w:val="26"/>
-        </w:rPr>
-        <w:t>gian</w:t>
-      </w:r>
-      <w:proofErr w:type="spellEnd"/>
-      <w:r>
-        <w:rPr>
-          <w:rFonts w:ascii="Times New Roman" w:hAnsi="Times New Roman" w:cs="Times New Roman"/>
-          <w:sz w:val="26"/>
-          <w:szCs w:val="26"/>
-        </w:rPr>
-        <w:t xml:space="preserve"> </w:t>
-      </w:r>
-      <w:proofErr w:type="spellStart"/>
-      <w:r>
-        <w:rPr>
-          <w:rFonts w:ascii="Times New Roman" w:hAnsi="Times New Roman" w:cs="Times New Roman"/>
-          <w:sz w:val="26"/>
-          <w:szCs w:val="26"/>
-        </w:rPr>
-        <w:t>thực</w:t>
-      </w:r>
-      <w:proofErr w:type="spellEnd"/>
-      <w:r>
-        <w:rPr>
-          <w:rFonts w:ascii="Times New Roman" w:hAnsi="Times New Roman" w:cs="Times New Roman"/>
-          <w:sz w:val="26"/>
-          <w:szCs w:val="26"/>
-        </w:rPr>
-        <w:t xml:space="preserve"> </w:t>
-      </w:r>
-      <w:proofErr w:type="spellStart"/>
-      <w:r>
-        <w:rPr>
-          <w:rFonts w:ascii="Times New Roman" w:hAnsi="Times New Roman" w:cs="Times New Roman"/>
-          <w:sz w:val="26"/>
-          <w:szCs w:val="26"/>
-        </w:rPr>
-        <w:t>hiện</w:t>
-      </w:r>
-      <w:proofErr w:type="spellEnd"/>
-      <w:r>
-        <w:rPr>
-          <w:rFonts w:ascii="Times New Roman" w:hAnsi="Times New Roman" w:cs="Times New Roman"/>
-          <w:sz w:val="26"/>
-          <w:szCs w:val="26"/>
-        </w:rPr>
-        <w:t xml:space="preserve">: </w:t>
-      </w:r>
-      <w:proofErr w:type="spellStart"/>
-      <w:r>
-        <w:rPr>
-          <w:rFonts w:ascii="Times New Roman" w:hAnsi="Times New Roman" w:cs="Times New Roman"/>
-          <w:sz w:val="26"/>
-          <w:szCs w:val="26"/>
-        </w:rPr>
-        <w:t>Từ</w:t>
-      </w:r>
-      <w:proofErr w:type="spellEnd"/>
-      <w:r>
-        <w:rPr>
-          <w:rFonts w:ascii="Times New Roman" w:hAnsi="Times New Roman" w:cs="Times New Roman"/>
-          <w:sz w:val="26"/>
-          <w:szCs w:val="26"/>
-        </w:rPr>
-        <w:t xml:space="preserve"> </w:t>
-      </w:r>
       <w:r>
         <w:rPr>
           <w:rFonts w:ascii="Times New Roman" w:hAnsi="Times New Roman" w:cs="Times New Roman"/>
@@ -853,25 +617,7 @@
           <w:sz w:val="26"/>
           <w:szCs w:val="26"/>
         </w:rPr>
-        <w:t xml:space="preserve"> </w:t>
-      </w:r>
-      <w:proofErr w:type="spellStart"/>
-      <w:r>
-        <w:rPr>
-          <w:rFonts w:ascii="Times New Roman" w:hAnsi="Times New Roman" w:cs="Times New Roman"/>
-          <w:sz w:val="26"/>
-          <w:szCs w:val="26"/>
-        </w:rPr>
-        <w:t>đến</w:t>
-      </w:r>
-      <w:proofErr w:type="spellEnd"/>
-      <w:r>
-        <w:rPr>
-          <w:rFonts w:ascii="Times New Roman" w:hAnsi="Times New Roman" w:cs="Times New Roman"/>
-          <w:sz w:val="26"/>
-          <w:szCs w:val="26"/>
-        </w:rPr>
-        <w:t xml:space="preserve"> </w:t>
+        <w:t xml:space="preserve"> đến </w:t>
       </w:r>
       <w:r>
         <w:rPr>
@@ -927,25 +673,7 @@
           <w:sz w:val="26"/>
           <w:szCs w:val="26"/>
         </w:rPr>
-        <w:t xml:space="preserve"> </w:t>
-      </w:r>
-      <w:proofErr w:type="spellStart"/>
-      <w:r>
-        <w:rPr>
-          <w:rFonts w:ascii="Times New Roman" w:hAnsi="Times New Roman" w:cs="Times New Roman"/>
-          <w:sz w:val="26"/>
-          <w:szCs w:val="26"/>
-        </w:rPr>
-        <w:t>tuần</w:t>
-      </w:r>
-      <w:proofErr w:type="spellEnd"/>
-      <w:r>
-        <w:rPr>
-          <w:rFonts w:ascii="Times New Roman" w:hAnsi="Times New Roman" w:cs="Times New Roman"/>
-          <w:sz w:val="26"/>
-          <w:szCs w:val="26"/>
-        </w:rPr>
-        <w:t>)</w:t>
+        <w:t xml:space="preserve"> tuần)</w:t>
       </w:r>
     </w:p>
     <w:p>
@@ -986,67 +714,16 @@
           <w:sz w:val="26"/>
           <w:szCs w:val="26"/>
         </w:rPr>
-        <w:t xml:space="preserve">Thu </w:t>
-      </w:r>
-      <w:proofErr w:type="spellStart"/>
-      <w:r>
-        <w:rPr>
-          <w:rFonts w:ascii="Times New Roman" w:hAnsi="Times New Roman" w:cs="Times New Roman"/>
-          <w:b/>
-          <w:sz w:val="26"/>
-          <w:szCs w:val="26"/>
-        </w:rPr>
-        <w:t>thập</w:t>
-      </w:r>
-      <w:proofErr w:type="spellEnd"/>
-      <w:r>
-        <w:rPr>
-          <w:rFonts w:ascii="Times New Roman" w:hAnsi="Times New Roman" w:cs="Times New Roman"/>
-          <w:b/>
-          <w:sz w:val="26"/>
-          <w:szCs w:val="26"/>
-        </w:rPr>
-        <w:t xml:space="preserve"> </w:t>
-      </w:r>
-      <w:proofErr w:type="spellStart"/>
-      <w:r>
-        <w:rPr>
-          <w:rFonts w:ascii="Times New Roman" w:hAnsi="Times New Roman" w:cs="Times New Roman"/>
-          <w:b/>
-          <w:sz w:val="26"/>
-          <w:szCs w:val="26"/>
-        </w:rPr>
-        <w:t>yêu</w:t>
-      </w:r>
-      <w:proofErr w:type="spellEnd"/>
-      <w:r>
-        <w:rPr>
-          <w:rFonts w:ascii="Times New Roman" w:hAnsi="Times New Roman" w:cs="Times New Roman"/>
-          <w:b/>
-          <w:sz w:val="26"/>
-          <w:szCs w:val="26"/>
-        </w:rPr>
-        <w:t xml:space="preserve"> </w:t>
-      </w:r>
-      <w:proofErr w:type="spellStart"/>
-      <w:r>
-        <w:rPr>
-          <w:rFonts w:ascii="Times New Roman" w:hAnsi="Times New Roman" w:cs="Times New Roman"/>
-          <w:b/>
-          <w:sz w:val="26"/>
-          <w:szCs w:val="26"/>
-        </w:rPr>
-        <w:t>cầu</w:t>
-      </w:r>
-      <w:proofErr w:type="spellEnd"/>
-      <w:r>
-        <w:rPr>
-          <w:rFonts w:ascii="Times New Roman" w:hAnsi="Times New Roman" w:cs="Times New Roman"/>
-          <w:b/>
-          <w:sz w:val="26"/>
-          <w:szCs w:val="26"/>
-        </w:rPr>
-        <w:t>:</w:t>
+        <w:t>Thu thập</w:t>
+      </w:r>
+      <w:r>
+        <w:rPr>
+          <w:rFonts w:ascii="Times New Roman" w:hAnsi="Times New Roman" w:cs="Times New Roman"/>
+          <w:b/>
+          <w:sz w:val="26"/>
+          <w:szCs w:val="26"/>
+        </w:rPr>
+        <w:t xml:space="preserve"> yêu cầu:</w:t>
       </w:r>
     </w:p>
     <w:p>
@@ -1065,77 +742,24 @@
           <w:szCs w:val="26"/>
         </w:rPr>
       </w:pPr>
-      <w:proofErr w:type="spellStart"/>
-      <w:r>
-        <w:rPr>
-          <w:rFonts w:ascii="Times New Roman" w:hAnsi="Times New Roman" w:cs="Times New Roman"/>
-          <w:b/>
-          <w:sz w:val="26"/>
-          <w:szCs w:val="26"/>
-        </w:rPr>
-        <w:t>Khảo</w:t>
-      </w:r>
-      <w:proofErr w:type="spellEnd"/>
-      <w:r>
-        <w:rPr>
-          <w:rFonts w:ascii="Times New Roman" w:hAnsi="Times New Roman" w:cs="Times New Roman"/>
-          <w:b/>
-          <w:sz w:val="26"/>
-          <w:szCs w:val="26"/>
-        </w:rPr>
-        <w:t xml:space="preserve"> </w:t>
-      </w:r>
-      <w:proofErr w:type="spellStart"/>
-      <w:r>
-        <w:rPr>
-          <w:rFonts w:ascii="Times New Roman" w:hAnsi="Times New Roman" w:cs="Times New Roman"/>
-          <w:b/>
-          <w:sz w:val="26"/>
-          <w:szCs w:val="26"/>
-        </w:rPr>
-        <w:t>sát</w:t>
-      </w:r>
-      <w:proofErr w:type="spellEnd"/>
-      <w:r>
-        <w:rPr>
-          <w:rFonts w:ascii="Times New Roman" w:hAnsi="Times New Roman" w:cs="Times New Roman"/>
-          <w:b/>
-          <w:sz w:val="26"/>
-          <w:szCs w:val="26"/>
-        </w:rPr>
-        <w:t xml:space="preserve"> </w:t>
-      </w:r>
-      <w:proofErr w:type="spellStart"/>
-      <w:r>
-        <w:rPr>
-          <w:rFonts w:ascii="Times New Roman" w:hAnsi="Times New Roman" w:cs="Times New Roman"/>
-          <w:b/>
-          <w:sz w:val="26"/>
-          <w:szCs w:val="26"/>
-        </w:rPr>
-        <w:t>hiện</w:t>
-      </w:r>
-      <w:proofErr w:type="spellEnd"/>
-      <w:r>
-        <w:rPr>
-          <w:rFonts w:ascii="Times New Roman" w:hAnsi="Times New Roman" w:cs="Times New Roman"/>
-          <w:b/>
-          <w:sz w:val="26"/>
-          <w:szCs w:val="26"/>
-        </w:rPr>
-        <w:t xml:space="preserve"> </w:t>
-      </w:r>
-      <w:proofErr w:type="spellStart"/>
-      <w:r>
-        <w:rPr>
-          <w:rFonts w:ascii="Times New Roman" w:hAnsi="Times New Roman" w:cs="Times New Roman"/>
-          <w:b/>
-          <w:sz w:val="26"/>
-          <w:szCs w:val="26"/>
-        </w:rPr>
-        <w:t>trạng</w:t>
-      </w:r>
-      <w:proofErr w:type="spellEnd"/>
+      <w:r>
+        <w:rPr>
+          <w:rFonts w:ascii="Times New Roman" w:hAnsi="Times New Roman" w:cs="Times New Roman"/>
+          <w:b/>
+          <w:sz w:val="26"/>
+          <w:szCs w:val="26"/>
+        </w:rPr>
+        <w:t>Khảo sát</w:t>
+      </w:r>
+      <w:r>
+        <w:rPr>
+          <w:rFonts w:ascii="Times New Roman" w:hAnsi="Times New Roman" w:cs="Times New Roman"/>
+          <w:b/>
+          <w:sz w:val="26"/>
+          <w:szCs w:val="26"/>
+        </w:rPr>
+        <w:t xml:space="preserve"> hiện trạng</w:t>
+      </w:r>
       <w:r>
         <w:rPr>
           <w:rFonts w:ascii="Times New Roman" w:hAnsi="Times New Roman" w:cs="Times New Roman"/>
@@ -1144,6 +768,29 @@
           <w:szCs w:val="26"/>
         </w:rPr>
         <w:t>:</w:t>
+      </w:r>
+    </w:p>
+    <w:p>
+      <w:pPr>
+        <w:pStyle w:val="ListParagraph"/>
+        <w:spacing w:after="120" w:line="240" w:lineRule="auto"/>
+        <w:ind w:left="1440"/>
+        <w:jc w:val="both"/>
+        <w:rPr>
+          <w:rFonts w:ascii="Times New Roman" w:hAnsi="Times New Roman" w:cs="Times New Roman"/>
+          <w:b/>
+          <w:sz w:val="26"/>
+          <w:szCs w:val="26"/>
+        </w:rPr>
+      </w:pPr>
+      <w:r>
+        <w:rPr>
+          <w:rFonts w:ascii="Times New Roman" w:hAnsi="Times New Roman" w:cs="Times New Roman"/>
+          <w:b/>
+          <w:sz w:val="26"/>
+          <w:szCs w:val="26"/>
+        </w:rPr>
+        <w:t>//</w:t>
       </w:r>
     </w:p>
     <w:p>
@@ -1169,59 +816,8 @@
           <w:sz w:val="26"/>
           <w:szCs w:val="26"/>
         </w:rPr>
-        <w:t xml:space="preserve">Quy </w:t>
-      </w:r>
-      <w:proofErr w:type="spellStart"/>
-      <w:r>
-        <w:rPr>
-          <w:rFonts w:ascii="Times New Roman" w:hAnsi="Times New Roman" w:cs="Times New Roman"/>
-          <w:b/>
-          <w:sz w:val="26"/>
-          <w:szCs w:val="26"/>
-        </w:rPr>
-        <w:t>trình</w:t>
-      </w:r>
-      <w:proofErr w:type="spellEnd"/>
-      <w:r>
-        <w:rPr>
-          <w:rFonts w:ascii="Times New Roman" w:hAnsi="Times New Roman" w:cs="Times New Roman"/>
-          <w:b/>
-          <w:sz w:val="26"/>
-          <w:szCs w:val="26"/>
-        </w:rPr>
-        <w:t xml:space="preserve"> </w:t>
-      </w:r>
-      <w:proofErr w:type="spellStart"/>
-      <w:r>
-        <w:rPr>
-          <w:rFonts w:ascii="Times New Roman" w:hAnsi="Times New Roman" w:cs="Times New Roman"/>
-          <w:b/>
-          <w:sz w:val="26"/>
-          <w:szCs w:val="26"/>
-        </w:rPr>
-        <w:t>nghiệp</w:t>
-      </w:r>
-      <w:proofErr w:type="spellEnd"/>
-      <w:r>
-        <w:rPr>
-          <w:rFonts w:ascii="Times New Roman" w:hAnsi="Times New Roman" w:cs="Times New Roman"/>
-          <w:b/>
-          <w:sz w:val="26"/>
-          <w:szCs w:val="26"/>
-        </w:rPr>
-        <w:t xml:space="preserve"> </w:t>
-      </w:r>
-      <w:proofErr w:type="spellStart"/>
-      <w:r>
-        <w:rPr>
-          <w:rFonts w:ascii="Times New Roman" w:hAnsi="Times New Roman" w:cs="Times New Roman"/>
-          <w:b/>
-          <w:sz w:val="26"/>
-          <w:szCs w:val="26"/>
-        </w:rPr>
-        <w:t>vụ</w:t>
-      </w:r>
-      <w:proofErr w:type="spellEnd"/>
+        <w:t>Quy trình nghiệp vụ</w:t>
+      </w:r>
     </w:p>
     <w:p>
       <w:pPr>
@@ -1246,27 +842,7 @@
           <w:sz w:val="26"/>
           <w:szCs w:val="26"/>
         </w:rPr>
-        <w:t xml:space="preserve">Quy </w:t>
-      </w:r>
-      <w:proofErr w:type="spellStart"/>
-      <w:r>
-        <w:rPr>
-          <w:rFonts w:ascii="Times New Roman" w:hAnsi="Times New Roman" w:cs="Times New Roman"/>
-          <w:b/>
-          <w:sz w:val="26"/>
-          <w:szCs w:val="26"/>
-        </w:rPr>
-        <w:t>định</w:t>
-      </w:r>
-      <w:proofErr w:type="spellEnd"/>
-      <w:r>
-        <w:rPr>
-          <w:rFonts w:ascii="Times New Roman" w:hAnsi="Times New Roman" w:cs="Times New Roman"/>
-          <w:b/>
-          <w:sz w:val="26"/>
-          <w:szCs w:val="26"/>
-        </w:rPr>
-        <w:t>:</w:t>
+        <w:t>Quy định:</w:t>
       </w:r>
     </w:p>
     <w:p>
@@ -1307,308 +883,44 @@
           <w:sz w:val="26"/>
           <w:szCs w:val="26"/>
         </w:rPr>
-        <w:t xml:space="preserve">Danh </w:t>
-      </w:r>
-      <w:proofErr w:type="spellStart"/>
-      <w:r>
-        <w:rPr>
-          <w:rFonts w:ascii="Times New Roman" w:hAnsi="Times New Roman" w:cs="Times New Roman"/>
-          <w:b/>
-          <w:sz w:val="26"/>
-          <w:szCs w:val="26"/>
-        </w:rPr>
-        <w:t>sách</w:t>
-      </w:r>
-      <w:proofErr w:type="spellEnd"/>
-      <w:r>
-        <w:rPr>
-          <w:rFonts w:ascii="Times New Roman" w:hAnsi="Times New Roman" w:cs="Times New Roman"/>
-          <w:b/>
-          <w:sz w:val="26"/>
-          <w:szCs w:val="26"/>
-        </w:rPr>
-        <w:t xml:space="preserve"> </w:t>
-      </w:r>
-      <w:proofErr w:type="spellStart"/>
-      <w:r>
-        <w:rPr>
-          <w:rFonts w:ascii="Times New Roman" w:hAnsi="Times New Roman" w:cs="Times New Roman"/>
-          <w:b/>
-          <w:sz w:val="26"/>
-          <w:szCs w:val="26"/>
-        </w:rPr>
-        <w:t>các</w:t>
-      </w:r>
-      <w:proofErr w:type="spellEnd"/>
-      <w:r>
-        <w:rPr>
-          <w:rFonts w:ascii="Times New Roman" w:hAnsi="Times New Roman" w:cs="Times New Roman"/>
-          <w:b/>
-          <w:sz w:val="26"/>
-          <w:szCs w:val="26"/>
-        </w:rPr>
-        <w:t xml:space="preserve"> </w:t>
-      </w:r>
-      <w:proofErr w:type="spellStart"/>
-      <w:r>
-        <w:rPr>
-          <w:rFonts w:ascii="Times New Roman" w:hAnsi="Times New Roman" w:cs="Times New Roman"/>
-          <w:b/>
-          <w:sz w:val="26"/>
-          <w:szCs w:val="26"/>
-        </w:rPr>
-        <w:t>c</w:t>
-      </w:r>
-      <w:r>
-        <w:rPr>
-          <w:rFonts w:ascii="Times New Roman" w:hAnsi="Times New Roman" w:cs="Times New Roman"/>
-          <w:b/>
-          <w:sz w:val="26"/>
-          <w:szCs w:val="26"/>
-        </w:rPr>
-        <w:t>âu</w:t>
-      </w:r>
-      <w:proofErr w:type="spellEnd"/>
-      <w:r>
-        <w:rPr>
-          <w:rFonts w:ascii="Times New Roman" w:hAnsi="Times New Roman" w:cs="Times New Roman"/>
-          <w:b/>
-          <w:sz w:val="26"/>
-          <w:szCs w:val="26"/>
-        </w:rPr>
-        <w:t xml:space="preserve"> </w:t>
-      </w:r>
-      <w:proofErr w:type="spellStart"/>
-      <w:r>
-        <w:rPr>
-          <w:rFonts w:ascii="Times New Roman" w:hAnsi="Times New Roman" w:cs="Times New Roman"/>
-          <w:b/>
-          <w:sz w:val="26"/>
-          <w:szCs w:val="26"/>
-        </w:rPr>
-        <w:t>hỏi</w:t>
-      </w:r>
-      <w:proofErr w:type="spellEnd"/>
-      <w:r>
-        <w:rPr>
-          <w:rFonts w:ascii="Times New Roman" w:hAnsi="Times New Roman" w:cs="Times New Roman"/>
-          <w:b/>
-          <w:sz w:val="26"/>
-          <w:szCs w:val="26"/>
-        </w:rPr>
-        <w:t xml:space="preserve"> </w:t>
-      </w:r>
-      <w:proofErr w:type="spellStart"/>
-      <w:r>
-        <w:rPr>
-          <w:rFonts w:ascii="Times New Roman" w:hAnsi="Times New Roman" w:cs="Times New Roman"/>
-          <w:b/>
-          <w:sz w:val="26"/>
-          <w:szCs w:val="26"/>
-        </w:rPr>
-        <w:t>khi</w:t>
-      </w:r>
-      <w:proofErr w:type="spellEnd"/>
-      <w:r>
-        <w:rPr>
-          <w:rFonts w:ascii="Times New Roman" w:hAnsi="Times New Roman" w:cs="Times New Roman"/>
-          <w:b/>
-          <w:sz w:val="26"/>
-          <w:szCs w:val="26"/>
-        </w:rPr>
-        <w:t xml:space="preserve"> </w:t>
-      </w:r>
-      <w:proofErr w:type="spellStart"/>
-      <w:r>
-        <w:rPr>
-          <w:rFonts w:ascii="Times New Roman" w:hAnsi="Times New Roman" w:cs="Times New Roman"/>
-          <w:b/>
-          <w:sz w:val="26"/>
-          <w:szCs w:val="26"/>
-        </w:rPr>
-        <w:t>thu</w:t>
-      </w:r>
-      <w:proofErr w:type="spellEnd"/>
-      <w:r>
-        <w:rPr>
-          <w:rFonts w:ascii="Times New Roman" w:hAnsi="Times New Roman" w:cs="Times New Roman"/>
-          <w:b/>
-          <w:sz w:val="26"/>
-          <w:szCs w:val="26"/>
-        </w:rPr>
-        <w:t xml:space="preserve"> </w:t>
-      </w:r>
-      <w:proofErr w:type="spellStart"/>
-      <w:r>
-        <w:rPr>
-          <w:rFonts w:ascii="Times New Roman" w:hAnsi="Times New Roman" w:cs="Times New Roman"/>
-          <w:b/>
-          <w:sz w:val="26"/>
-          <w:szCs w:val="26"/>
-        </w:rPr>
-        <w:t>thập</w:t>
-      </w:r>
-      <w:proofErr w:type="spellEnd"/>
-      <w:r>
-        <w:rPr>
-          <w:rFonts w:ascii="Times New Roman" w:hAnsi="Times New Roman" w:cs="Times New Roman"/>
-          <w:b/>
-          <w:sz w:val="26"/>
-          <w:szCs w:val="26"/>
-        </w:rPr>
-        <w:t xml:space="preserve"> </w:t>
-      </w:r>
-      <w:proofErr w:type="spellStart"/>
-      <w:r>
-        <w:rPr>
-          <w:rFonts w:ascii="Times New Roman" w:hAnsi="Times New Roman" w:cs="Times New Roman"/>
-          <w:b/>
-          <w:sz w:val="26"/>
-          <w:szCs w:val="26"/>
-        </w:rPr>
-        <w:t>và</w:t>
-      </w:r>
-      <w:proofErr w:type="spellEnd"/>
-      <w:r>
-        <w:rPr>
-          <w:rFonts w:ascii="Times New Roman" w:hAnsi="Times New Roman" w:cs="Times New Roman"/>
-          <w:b/>
-          <w:sz w:val="26"/>
-          <w:szCs w:val="26"/>
-        </w:rPr>
-        <w:t xml:space="preserve"> </w:t>
-      </w:r>
-      <w:proofErr w:type="spellStart"/>
-      <w:r>
-        <w:rPr>
-          <w:rFonts w:ascii="Times New Roman" w:hAnsi="Times New Roman" w:cs="Times New Roman"/>
-          <w:b/>
-          <w:sz w:val="26"/>
-          <w:szCs w:val="26"/>
-        </w:rPr>
-        <w:t>làm</w:t>
-      </w:r>
-      <w:proofErr w:type="spellEnd"/>
-      <w:r>
-        <w:rPr>
-          <w:rFonts w:ascii="Times New Roman" w:hAnsi="Times New Roman" w:cs="Times New Roman"/>
-          <w:b/>
-          <w:sz w:val="26"/>
-          <w:szCs w:val="26"/>
-        </w:rPr>
-        <w:t xml:space="preserve"> </w:t>
-      </w:r>
-      <w:proofErr w:type="spellStart"/>
-      <w:r>
-        <w:rPr>
-          <w:rFonts w:ascii="Times New Roman" w:hAnsi="Times New Roman" w:cs="Times New Roman"/>
-          <w:b/>
-          <w:sz w:val="26"/>
-          <w:szCs w:val="26"/>
-        </w:rPr>
-        <w:t>rõ</w:t>
-      </w:r>
-      <w:proofErr w:type="spellEnd"/>
-      <w:r>
-        <w:rPr>
-          <w:rFonts w:ascii="Times New Roman" w:hAnsi="Times New Roman" w:cs="Times New Roman"/>
-          <w:b/>
-          <w:sz w:val="26"/>
-          <w:szCs w:val="26"/>
-        </w:rPr>
-        <w:t xml:space="preserve"> </w:t>
-      </w:r>
-      <w:proofErr w:type="spellStart"/>
-      <w:r>
-        <w:rPr>
-          <w:rFonts w:ascii="Times New Roman" w:hAnsi="Times New Roman" w:cs="Times New Roman"/>
-          <w:b/>
-          <w:sz w:val="26"/>
-          <w:szCs w:val="26"/>
-        </w:rPr>
-        <w:t>yêu</w:t>
-      </w:r>
-      <w:proofErr w:type="spellEnd"/>
-      <w:r>
-        <w:rPr>
-          <w:rFonts w:ascii="Times New Roman" w:hAnsi="Times New Roman" w:cs="Times New Roman"/>
-          <w:b/>
-          <w:sz w:val="26"/>
-          <w:szCs w:val="26"/>
-        </w:rPr>
-        <w:t xml:space="preserve"> </w:t>
-      </w:r>
-      <w:proofErr w:type="spellStart"/>
-      <w:r>
-        <w:rPr>
-          <w:rFonts w:ascii="Times New Roman" w:hAnsi="Times New Roman" w:cs="Times New Roman"/>
-          <w:b/>
-          <w:sz w:val="26"/>
-          <w:szCs w:val="26"/>
-        </w:rPr>
-        <w:t>cầu</w:t>
-      </w:r>
-      <w:proofErr w:type="spellEnd"/>
-      <w:r>
-        <w:rPr>
-          <w:rFonts w:ascii="Times New Roman" w:hAnsi="Times New Roman" w:cs="Times New Roman"/>
-          <w:b/>
-          <w:sz w:val="26"/>
-          <w:szCs w:val="26"/>
-        </w:rPr>
-        <w:t xml:space="preserve"> </w:t>
-      </w:r>
-      <w:proofErr w:type="spellStart"/>
-      <w:r>
-        <w:rPr>
-          <w:rFonts w:ascii="Times New Roman" w:hAnsi="Times New Roman" w:cs="Times New Roman"/>
-          <w:b/>
-          <w:sz w:val="26"/>
-          <w:szCs w:val="26"/>
-        </w:rPr>
-        <w:t>của</w:t>
-      </w:r>
-      <w:proofErr w:type="spellEnd"/>
-      <w:r>
-        <w:rPr>
-          <w:rFonts w:ascii="Times New Roman" w:hAnsi="Times New Roman" w:cs="Times New Roman"/>
-          <w:b/>
-          <w:sz w:val="26"/>
-          <w:szCs w:val="26"/>
-        </w:rPr>
-        <w:t xml:space="preserve"> </w:t>
-      </w:r>
-      <w:proofErr w:type="spellStart"/>
-      <w:r>
-        <w:rPr>
-          <w:rFonts w:ascii="Times New Roman" w:hAnsi="Times New Roman" w:cs="Times New Roman"/>
-          <w:b/>
-          <w:sz w:val="26"/>
-          <w:szCs w:val="26"/>
-        </w:rPr>
-        <w:t>ứng</w:t>
-      </w:r>
-      <w:proofErr w:type="spellEnd"/>
-      <w:r>
-        <w:rPr>
-          <w:rFonts w:ascii="Times New Roman" w:hAnsi="Times New Roman" w:cs="Times New Roman"/>
-          <w:b/>
-          <w:sz w:val="26"/>
-          <w:szCs w:val="26"/>
-        </w:rPr>
-        <w:t xml:space="preserve"> </w:t>
-      </w:r>
-      <w:proofErr w:type="spellStart"/>
-      <w:r>
-        <w:rPr>
-          <w:rFonts w:ascii="Times New Roman" w:hAnsi="Times New Roman" w:cs="Times New Roman"/>
-          <w:b/>
-          <w:sz w:val="26"/>
-          <w:szCs w:val="26"/>
-        </w:rPr>
-        <w:t>dụng</w:t>
-      </w:r>
-      <w:proofErr w:type="spellEnd"/>
+        <w:t>Danh sách các c</w:t>
+      </w:r>
+      <w:r>
+        <w:rPr>
+          <w:rFonts w:ascii="Times New Roman" w:hAnsi="Times New Roman" w:cs="Times New Roman"/>
+          <w:b/>
+          <w:sz w:val="26"/>
+          <w:szCs w:val="26"/>
+        </w:rPr>
+        <w:t xml:space="preserve">âu hỏi khi thu thập </w:t>
+      </w:r>
+      <w:r>
+        <w:rPr>
+          <w:rFonts w:ascii="Times New Roman" w:hAnsi="Times New Roman" w:cs="Times New Roman"/>
+          <w:b/>
+          <w:sz w:val="26"/>
+          <w:szCs w:val="26"/>
+        </w:rPr>
+        <w:t xml:space="preserve">và làm rõ </w:t>
+      </w:r>
+      <w:r>
+        <w:rPr>
+          <w:rFonts w:ascii="Times New Roman" w:hAnsi="Times New Roman" w:cs="Times New Roman"/>
+          <w:b/>
+          <w:sz w:val="26"/>
+          <w:szCs w:val="26"/>
+        </w:rPr>
+        <w:t>yêu cầu</w:t>
+      </w:r>
+      <w:r>
+        <w:rPr>
+          <w:rFonts w:ascii="Times New Roman" w:hAnsi="Times New Roman" w:cs="Times New Roman"/>
+          <w:b/>
+          <w:sz w:val="26"/>
+          <w:szCs w:val="26"/>
+        </w:rPr>
+        <w:t xml:space="preserve"> của ứng dụng</w:t>
+      </w:r>
     </w:p>
     <w:tbl>
       <w:tblPr>
@@ -1670,7 +982,6 @@
                 <w:szCs w:val="26"/>
               </w:rPr>
             </w:pPr>
-            <w:proofErr w:type="spellStart"/>
             <w:r>
               <w:rPr>
                 <w:rFonts w:ascii="Times New Roman" w:hAnsi="Times New Roman" w:cs="Times New Roman"/>
@@ -1679,10 +990,18 @@
                 <w:sz w:val="26"/>
                 <w:szCs w:val="26"/>
               </w:rPr>
-              <w:t>Câu</w:t>
+              <w:t>Câu hỏi (Questions)</w:t>
             </w:r>
-            <w:proofErr w:type="spellEnd"/>
-            <w:r>
+          </w:p>
+        </w:tc>
+        <w:tc>
+          <w:tcPr>
+            <w:tcW w:w="1836" w:type="pct"/>
+          </w:tcPr>
+          <w:p>
+            <w:pPr>
+              <w:spacing w:after="120"/>
+              <w:jc w:val="center"/>
               <w:rPr>
                 <w:rFonts w:ascii="Times New Roman" w:hAnsi="Times New Roman" w:cs="Times New Roman"/>
                 <w:b/>
@@ -1690,9 +1009,7 @@
                 <w:sz w:val="26"/>
                 <w:szCs w:val="26"/>
               </w:rPr>
-              <w:t xml:space="preserve"> </w:t>
-            </w:r>
-            <w:proofErr w:type="spellStart"/>
+            </w:pPr>
             <w:r>
               <w:rPr>
                 <w:rFonts w:ascii="Times New Roman" w:hAnsi="Times New Roman" w:cs="Times New Roman"/>
@@ -1701,10 +1018,18 @@
                 <w:sz w:val="26"/>
                 <w:szCs w:val="26"/>
               </w:rPr>
-              <w:t>hỏi</w:t>
+              <w:t>Trả lời (Answers)</w:t>
             </w:r>
-            <w:proofErr w:type="spellEnd"/>
-            <w:r>
+          </w:p>
+        </w:tc>
+        <w:tc>
+          <w:tcPr>
+            <w:tcW w:w="1330" w:type="pct"/>
+          </w:tcPr>
+          <w:p>
+            <w:pPr>
+              <w:spacing w:after="120"/>
+              <w:jc w:val="center"/>
               <w:rPr>
                 <w:rFonts w:ascii="Times New Roman" w:hAnsi="Times New Roman" w:cs="Times New Roman"/>
                 <w:b/>
@@ -1712,18 +1037,8 @@
                 <w:sz w:val="26"/>
                 <w:szCs w:val="26"/>
               </w:rPr>
-              <w:t xml:space="preserve"> (Questions)</w:t>
-            </w:r>
-          </w:p>
-        </w:tc>
-        <w:tc>
-          <w:tcPr>
-            <w:tcW w:w="1836" w:type="pct"/>
-          </w:tcPr>
-          <w:p>
-            <w:pPr>
-              <w:spacing w:after="120"/>
-              <w:jc w:val="center"/>
+            </w:pPr>
+            <w:r>
               <w:rPr>
                 <w:rFonts w:ascii="Times New Roman" w:hAnsi="Times New Roman" w:cs="Times New Roman"/>
                 <w:b/>
@@ -1731,103 +1046,8 @@
                 <w:sz w:val="26"/>
                 <w:szCs w:val="26"/>
               </w:rPr>
-            </w:pPr>
-            <w:proofErr w:type="spellStart"/>
-            <w:r>
-              <w:rPr>
-                <w:rFonts w:ascii="Times New Roman" w:hAnsi="Times New Roman" w:cs="Times New Roman"/>
-                <w:b/>
-                <w:i/>
-                <w:sz w:val="26"/>
-                <w:szCs w:val="26"/>
-              </w:rPr>
-              <w:t>Trả</w:t>
+              <w:t>Ghi chú</w:t>
             </w:r>
-            <w:proofErr w:type="spellEnd"/>
-            <w:r>
-              <w:rPr>
-                <w:rFonts w:ascii="Times New Roman" w:hAnsi="Times New Roman" w:cs="Times New Roman"/>
-                <w:b/>
-                <w:i/>
-                <w:sz w:val="26"/>
-                <w:szCs w:val="26"/>
-              </w:rPr>
-              <w:t xml:space="preserve"> </w:t>
-            </w:r>
-            <w:proofErr w:type="spellStart"/>
-            <w:r>
-              <w:rPr>
-                <w:rFonts w:ascii="Times New Roman" w:hAnsi="Times New Roman" w:cs="Times New Roman"/>
-                <w:b/>
-                <w:i/>
-                <w:sz w:val="26"/>
-                <w:szCs w:val="26"/>
-              </w:rPr>
-              <w:t>lời</w:t>
-            </w:r>
-            <w:proofErr w:type="spellEnd"/>
-            <w:r>
-              <w:rPr>
-                <w:rFonts w:ascii="Times New Roman" w:hAnsi="Times New Roman" w:cs="Times New Roman"/>
-                <w:b/>
-                <w:i/>
-                <w:sz w:val="26"/>
-                <w:szCs w:val="26"/>
-              </w:rPr>
-              <w:t xml:space="preserve"> (Answers)</w:t>
-            </w:r>
-          </w:p>
-        </w:tc>
-        <w:tc>
-          <w:tcPr>
-            <w:tcW w:w="1330" w:type="pct"/>
-          </w:tcPr>
-          <w:p>
-            <w:pPr>
-              <w:spacing w:after="120"/>
-              <w:jc w:val="center"/>
-              <w:rPr>
-                <w:rFonts w:ascii="Times New Roman" w:hAnsi="Times New Roman" w:cs="Times New Roman"/>
-                <w:b/>
-                <w:i/>
-                <w:sz w:val="26"/>
-                <w:szCs w:val="26"/>
-              </w:rPr>
-            </w:pPr>
-            <w:proofErr w:type="spellStart"/>
-            <w:r>
-              <w:rPr>
-                <w:rFonts w:ascii="Times New Roman" w:hAnsi="Times New Roman" w:cs="Times New Roman"/>
-                <w:b/>
-                <w:i/>
-                <w:sz w:val="26"/>
-                <w:szCs w:val="26"/>
-              </w:rPr>
-              <w:t>Ghi</w:t>
-            </w:r>
-            <w:proofErr w:type="spellEnd"/>
-            <w:r>
-              <w:rPr>
-                <w:rFonts w:ascii="Times New Roman" w:hAnsi="Times New Roman" w:cs="Times New Roman"/>
-                <w:b/>
-                <w:i/>
-                <w:sz w:val="26"/>
-                <w:szCs w:val="26"/>
-              </w:rPr>
-              <w:t xml:space="preserve"> </w:t>
-            </w:r>
-            <w:proofErr w:type="spellStart"/>
-            <w:r>
-              <w:rPr>
-                <w:rFonts w:ascii="Times New Roman" w:hAnsi="Times New Roman" w:cs="Times New Roman"/>
-                <w:b/>
-                <w:i/>
-                <w:sz w:val="26"/>
-                <w:szCs w:val="26"/>
-              </w:rPr>
-              <w:t>chú</w:t>
-            </w:r>
-            <w:proofErr w:type="spellEnd"/>
           </w:p>
         </w:tc>
       </w:tr>
@@ -2658,35 +1878,14 @@
           <w:szCs w:val="26"/>
         </w:rPr>
       </w:pPr>
-      <w:proofErr w:type="spellStart"/>
-      <w:r>
-        <w:rPr>
-          <w:rFonts w:ascii="Times New Roman" w:hAnsi="Times New Roman" w:cs="Times New Roman"/>
-          <w:b/>
-          <w:sz w:val="26"/>
-          <w:szCs w:val="26"/>
-        </w:rPr>
-        <w:t>Yêu</w:t>
-      </w:r>
-      <w:proofErr w:type="spellEnd"/>
-      <w:r>
-        <w:rPr>
-          <w:rFonts w:ascii="Times New Roman" w:hAnsi="Times New Roman" w:cs="Times New Roman"/>
-          <w:b/>
-          <w:sz w:val="26"/>
-          <w:szCs w:val="26"/>
-        </w:rPr>
-        <w:t xml:space="preserve"> </w:t>
-      </w:r>
-      <w:proofErr w:type="spellStart"/>
-      <w:r>
-        <w:rPr>
-          <w:rFonts w:ascii="Times New Roman" w:hAnsi="Times New Roman" w:cs="Times New Roman"/>
-          <w:b/>
-          <w:sz w:val="26"/>
-          <w:szCs w:val="26"/>
-        </w:rPr>
-        <w:t>cầ</w:t>
+      <w:r>
+        <w:rPr>
+          <w:rFonts w:ascii="Times New Roman" w:hAnsi="Times New Roman" w:cs="Times New Roman"/>
+          <w:b/>
+          <w:sz w:val="26"/>
+          <w:szCs w:val="26"/>
+        </w:rPr>
+        <w:t>Yêu cầ</w:t>
       </w:r>
       <w:r>
         <w:rPr>
@@ -2697,147 +1896,15 @@
         </w:rPr>
         <w:t>u</w:t>
       </w:r>
-      <w:proofErr w:type="spellEnd"/>
-      <w:r>
-        <w:rPr>
-          <w:rFonts w:ascii="Times New Roman" w:hAnsi="Times New Roman" w:cs="Times New Roman"/>
-          <w:b/>
-          <w:sz w:val="26"/>
-          <w:szCs w:val="26"/>
-        </w:rPr>
-        <w:t xml:space="preserve"> </w:t>
-      </w:r>
-      <w:proofErr w:type="spellStart"/>
-      <w:r>
-        <w:rPr>
-          <w:rFonts w:ascii="Times New Roman" w:hAnsi="Times New Roman" w:cs="Times New Roman"/>
-          <w:b/>
-          <w:sz w:val="26"/>
-          <w:szCs w:val="26"/>
-        </w:rPr>
-        <w:t>chức</w:t>
-      </w:r>
-      <w:proofErr w:type="spellEnd"/>
-      <w:r>
-        <w:rPr>
-          <w:rFonts w:ascii="Times New Roman" w:hAnsi="Times New Roman" w:cs="Times New Roman"/>
-          <w:b/>
-          <w:sz w:val="26"/>
-          <w:szCs w:val="26"/>
-        </w:rPr>
-        <w:t xml:space="preserve"> </w:t>
-      </w:r>
-      <w:proofErr w:type="spellStart"/>
-      <w:r>
-        <w:rPr>
-          <w:rFonts w:ascii="Times New Roman" w:hAnsi="Times New Roman" w:cs="Times New Roman"/>
-          <w:b/>
-          <w:sz w:val="26"/>
-          <w:szCs w:val="26"/>
-        </w:rPr>
-        <w:t>năng</w:t>
-      </w:r>
-      <w:proofErr w:type="spellEnd"/>
-      <w:r>
-        <w:rPr>
-          <w:rFonts w:ascii="Times New Roman" w:hAnsi="Times New Roman" w:cs="Times New Roman"/>
-          <w:b/>
-          <w:sz w:val="26"/>
-          <w:szCs w:val="26"/>
-        </w:rPr>
-        <w:t xml:space="preserve">/phi </w:t>
-      </w:r>
-      <w:proofErr w:type="spellStart"/>
-      <w:r>
-        <w:rPr>
-          <w:rFonts w:ascii="Times New Roman" w:hAnsi="Times New Roman" w:cs="Times New Roman"/>
-          <w:b/>
-          <w:sz w:val="26"/>
-          <w:szCs w:val="26"/>
-        </w:rPr>
-        <w:t>chức</w:t>
-      </w:r>
-      <w:proofErr w:type="spellEnd"/>
-      <w:r>
-        <w:rPr>
-          <w:rFonts w:ascii="Times New Roman" w:hAnsi="Times New Roman" w:cs="Times New Roman"/>
-          <w:b/>
-          <w:sz w:val="26"/>
-          <w:szCs w:val="26"/>
-        </w:rPr>
-        <w:t xml:space="preserve"> </w:t>
-      </w:r>
-      <w:proofErr w:type="spellStart"/>
-      <w:r>
-        <w:rPr>
-          <w:rFonts w:ascii="Times New Roman" w:hAnsi="Times New Roman" w:cs="Times New Roman"/>
-          <w:b/>
-          <w:sz w:val="26"/>
-          <w:szCs w:val="26"/>
-        </w:rPr>
-        <w:t>năng</w:t>
-      </w:r>
-      <w:proofErr w:type="spellEnd"/>
-      <w:r>
-        <w:rPr>
-          <w:rFonts w:ascii="Times New Roman" w:hAnsi="Times New Roman" w:cs="Times New Roman"/>
-          <w:b/>
-          <w:sz w:val="26"/>
-          <w:szCs w:val="26"/>
-        </w:rPr>
-        <w:t xml:space="preserve"> </w:t>
-      </w:r>
-      <w:proofErr w:type="spellStart"/>
-      <w:r>
-        <w:rPr>
-          <w:rFonts w:ascii="Times New Roman" w:hAnsi="Times New Roman" w:cs="Times New Roman"/>
-          <w:b/>
-          <w:sz w:val="26"/>
-          <w:szCs w:val="26"/>
-        </w:rPr>
-        <w:t>của</w:t>
-      </w:r>
-      <w:proofErr w:type="spellEnd"/>
-      <w:r>
-        <w:rPr>
-          <w:rFonts w:ascii="Times New Roman" w:hAnsi="Times New Roman" w:cs="Times New Roman"/>
-          <w:b/>
-          <w:sz w:val="26"/>
-          <w:szCs w:val="26"/>
-        </w:rPr>
-        <w:t xml:space="preserve"> </w:t>
-      </w:r>
-      <w:proofErr w:type="spellStart"/>
-      <w:r>
-        <w:rPr>
-          <w:rFonts w:ascii="Times New Roman" w:hAnsi="Times New Roman" w:cs="Times New Roman"/>
-          <w:b/>
-          <w:sz w:val="26"/>
-          <w:szCs w:val="26"/>
-        </w:rPr>
-        <w:t>ứng</w:t>
-      </w:r>
-      <w:proofErr w:type="spellEnd"/>
-      <w:r>
-        <w:rPr>
-          <w:rFonts w:ascii="Times New Roman" w:hAnsi="Times New Roman" w:cs="Times New Roman"/>
-          <w:b/>
-          <w:sz w:val="26"/>
-          <w:szCs w:val="26"/>
-        </w:rPr>
-        <w:t xml:space="preserve"> </w:t>
-      </w:r>
-      <w:proofErr w:type="spellStart"/>
-      <w:r>
-        <w:rPr>
-          <w:rFonts w:ascii="Times New Roman" w:hAnsi="Times New Roman" w:cs="Times New Roman"/>
-          <w:b/>
-          <w:sz w:val="26"/>
-          <w:szCs w:val="26"/>
-        </w:rPr>
-        <w:t>dụng</w:t>
-      </w:r>
-      <w:proofErr w:type="spellEnd"/>
+      <w:r>
+        <w:rPr>
+          <w:rFonts w:ascii="Times New Roman" w:hAnsi="Times New Roman" w:cs="Times New Roman"/>
+          <w:b/>
+          <w:sz w:val="26"/>
+          <w:szCs w:val="26"/>
+        </w:rPr>
+        <w:t xml:space="preserve"> chức năng/phi chức năng của ứng dụng</w:t>
+      </w:r>
     </w:p>
     <w:p>
       <w:pPr>
@@ -2868,7 +1935,6 @@
           <w:szCs w:val="26"/>
         </w:rPr>
       </w:pPr>
-      <w:proofErr w:type="spellStart"/>
       <w:r>
         <w:rPr>
           <w:rFonts w:ascii="Times New Roman" w:hAnsi="Times New Roman" w:cs="Times New Roman"/>
@@ -2877,167 +1943,7 @@
           <w:szCs w:val="26"/>
         </w:rPr>
         <w:lastRenderedPageBreak/>
-        <w:t>Sơ</w:t>
-      </w:r>
-      <w:proofErr w:type="spellEnd"/>
-      <w:r>
-        <w:rPr>
-          <w:rFonts w:ascii="Times New Roman" w:hAnsi="Times New Roman" w:cs="Times New Roman"/>
-          <w:b/>
-          <w:sz w:val="26"/>
-          <w:szCs w:val="26"/>
-        </w:rPr>
-        <w:t xml:space="preserve"> </w:t>
-      </w:r>
-      <w:proofErr w:type="spellStart"/>
-      <w:r>
-        <w:rPr>
-          <w:rFonts w:ascii="Times New Roman" w:hAnsi="Times New Roman" w:cs="Times New Roman"/>
-          <w:b/>
-          <w:sz w:val="26"/>
-          <w:szCs w:val="26"/>
-        </w:rPr>
-        <w:t>đồ</w:t>
-      </w:r>
-      <w:proofErr w:type="spellEnd"/>
-      <w:r>
-        <w:rPr>
-          <w:rFonts w:ascii="Times New Roman" w:hAnsi="Times New Roman" w:cs="Times New Roman"/>
-          <w:b/>
-          <w:sz w:val="26"/>
-          <w:szCs w:val="26"/>
-        </w:rPr>
-        <w:t xml:space="preserve"> </w:t>
-      </w:r>
-      <w:proofErr w:type="spellStart"/>
-      <w:r>
-        <w:rPr>
-          <w:rFonts w:ascii="Times New Roman" w:hAnsi="Times New Roman" w:cs="Times New Roman"/>
-          <w:b/>
-          <w:sz w:val="26"/>
-          <w:szCs w:val="26"/>
-        </w:rPr>
-        <w:t>phân</w:t>
-      </w:r>
-      <w:proofErr w:type="spellEnd"/>
-      <w:r>
-        <w:rPr>
-          <w:rFonts w:ascii="Times New Roman" w:hAnsi="Times New Roman" w:cs="Times New Roman"/>
-          <w:b/>
-          <w:sz w:val="26"/>
-          <w:szCs w:val="26"/>
-        </w:rPr>
-        <w:t xml:space="preserve"> </w:t>
-      </w:r>
-      <w:proofErr w:type="spellStart"/>
-      <w:r>
-        <w:rPr>
-          <w:rFonts w:ascii="Times New Roman" w:hAnsi="Times New Roman" w:cs="Times New Roman"/>
-          <w:b/>
-          <w:sz w:val="26"/>
-          <w:szCs w:val="26"/>
-        </w:rPr>
-        <w:t>cấp</w:t>
-      </w:r>
-      <w:proofErr w:type="spellEnd"/>
-      <w:r>
-        <w:rPr>
-          <w:rFonts w:ascii="Times New Roman" w:hAnsi="Times New Roman" w:cs="Times New Roman"/>
-          <w:b/>
-          <w:sz w:val="26"/>
-          <w:szCs w:val="26"/>
-        </w:rPr>
-        <w:t xml:space="preserve"> </w:t>
-      </w:r>
-      <w:proofErr w:type="spellStart"/>
-      <w:r>
-        <w:rPr>
-          <w:rFonts w:ascii="Times New Roman" w:hAnsi="Times New Roman" w:cs="Times New Roman"/>
-          <w:b/>
-          <w:sz w:val="26"/>
-          <w:szCs w:val="26"/>
-        </w:rPr>
-        <w:t>chức</w:t>
-      </w:r>
-      <w:proofErr w:type="spellEnd"/>
-      <w:r>
-        <w:rPr>
-          <w:rFonts w:ascii="Times New Roman" w:hAnsi="Times New Roman" w:cs="Times New Roman"/>
-          <w:b/>
-          <w:sz w:val="26"/>
-          <w:szCs w:val="26"/>
-        </w:rPr>
-        <w:t xml:space="preserve"> </w:t>
-      </w:r>
-      <w:proofErr w:type="spellStart"/>
-      <w:r>
-        <w:rPr>
-          <w:rFonts w:ascii="Times New Roman" w:hAnsi="Times New Roman" w:cs="Times New Roman"/>
-          <w:b/>
-          <w:sz w:val="26"/>
-          <w:szCs w:val="26"/>
-        </w:rPr>
-        <w:t>năng</w:t>
-      </w:r>
-      <w:proofErr w:type="spellEnd"/>
-      <w:r>
-        <w:rPr>
-          <w:rFonts w:ascii="Times New Roman" w:hAnsi="Times New Roman" w:cs="Times New Roman"/>
-          <w:b/>
-          <w:sz w:val="26"/>
-          <w:szCs w:val="26"/>
-        </w:rPr>
-        <w:t xml:space="preserve"> </w:t>
-      </w:r>
-      <w:proofErr w:type="spellStart"/>
-      <w:r>
-        <w:rPr>
-          <w:rFonts w:ascii="Times New Roman" w:hAnsi="Times New Roman" w:cs="Times New Roman"/>
-          <w:b/>
-          <w:sz w:val="26"/>
-          <w:szCs w:val="26"/>
-        </w:rPr>
-        <w:t>của</w:t>
-      </w:r>
-      <w:proofErr w:type="spellEnd"/>
-      <w:r>
-        <w:rPr>
-          <w:rFonts w:ascii="Times New Roman" w:hAnsi="Times New Roman" w:cs="Times New Roman"/>
-          <w:b/>
-          <w:sz w:val="26"/>
-          <w:szCs w:val="26"/>
-        </w:rPr>
-        <w:t xml:space="preserve"> </w:t>
-      </w:r>
-      <w:proofErr w:type="spellStart"/>
-      <w:r>
-        <w:rPr>
-          <w:rFonts w:ascii="Times New Roman" w:hAnsi="Times New Roman" w:cs="Times New Roman"/>
-          <w:b/>
-          <w:sz w:val="26"/>
-          <w:szCs w:val="26"/>
-        </w:rPr>
-        <w:t>ứng</w:t>
-      </w:r>
-      <w:proofErr w:type="spellEnd"/>
-      <w:r>
-        <w:rPr>
-          <w:rFonts w:ascii="Times New Roman" w:hAnsi="Times New Roman" w:cs="Times New Roman"/>
-          <w:b/>
-          <w:sz w:val="26"/>
-          <w:szCs w:val="26"/>
-        </w:rPr>
-        <w:t xml:space="preserve"> </w:t>
-      </w:r>
-      <w:proofErr w:type="spellStart"/>
-      <w:r>
-        <w:rPr>
-          <w:rFonts w:ascii="Times New Roman" w:hAnsi="Times New Roman" w:cs="Times New Roman"/>
-          <w:b/>
-          <w:sz w:val="26"/>
-          <w:szCs w:val="26"/>
-        </w:rPr>
-        <w:t>dụn</w:t>
+        <w:t>Sơ đồ phân cấp chức năng của ứng dụn</w:t>
       </w:r>
       <w:r>
         <w:rPr>
@@ -3048,7 +1954,6 @@
         </w:rPr>
         <w:t>g</w:t>
       </w:r>
-      <w:proofErr w:type="spellEnd"/>
     </w:p>
     <w:p>
       <w:pPr>
@@ -3086,183 +1991,7 @@
           <w:b/>
           <w:sz w:val="26"/>
         </w:rPr>
-        <w:t xml:space="preserve">Các </w:t>
-      </w:r>
-      <w:proofErr w:type="spellStart"/>
-      <w:r>
-        <w:rPr>
-          <w:b/>
-          <w:sz w:val="26"/>
-        </w:rPr>
-        <w:t>chức</w:t>
-      </w:r>
-      <w:proofErr w:type="spellEnd"/>
-      <w:r>
-        <w:rPr>
-          <w:b/>
-          <w:sz w:val="26"/>
-        </w:rPr>
-        <w:t xml:space="preserve"> </w:t>
-      </w:r>
-      <w:proofErr w:type="spellStart"/>
-      <w:r>
-        <w:rPr>
-          <w:b/>
-          <w:sz w:val="26"/>
-        </w:rPr>
-        <w:t>năng</w:t>
-      </w:r>
-      <w:proofErr w:type="spellEnd"/>
-      <w:r>
-        <w:rPr>
-          <w:b/>
-          <w:sz w:val="26"/>
-        </w:rPr>
-        <w:t xml:space="preserve"> </w:t>
-      </w:r>
-      <w:proofErr w:type="spellStart"/>
-      <w:r>
-        <w:rPr>
-          <w:b/>
-          <w:sz w:val="26"/>
-        </w:rPr>
-        <w:t>chính</w:t>
-      </w:r>
-      <w:proofErr w:type="spellEnd"/>
-      <w:r>
-        <w:rPr>
-          <w:b/>
-          <w:sz w:val="26"/>
-        </w:rPr>
-        <w:t xml:space="preserve"> </w:t>
-      </w:r>
-      <w:proofErr w:type="spellStart"/>
-      <w:r>
-        <w:rPr>
-          <w:b/>
-          <w:sz w:val="26"/>
-        </w:rPr>
-        <w:t>cho</w:t>
-      </w:r>
-      <w:proofErr w:type="spellEnd"/>
-      <w:r>
-        <w:rPr>
-          <w:b/>
-          <w:sz w:val="26"/>
-        </w:rPr>
-        <w:t xml:space="preserve"> </w:t>
-      </w:r>
-      <w:proofErr w:type="spellStart"/>
-      <w:r>
-        <w:rPr>
-          <w:b/>
-          <w:sz w:val="26"/>
-        </w:rPr>
-        <w:t>ứng</w:t>
-      </w:r>
-      <w:proofErr w:type="spellEnd"/>
-      <w:r>
-        <w:rPr>
-          <w:b/>
-          <w:sz w:val="26"/>
-        </w:rPr>
-        <w:t xml:space="preserve"> </w:t>
-      </w:r>
-      <w:proofErr w:type="spellStart"/>
-      <w:r>
-        <w:rPr>
-          <w:b/>
-          <w:sz w:val="26"/>
-        </w:rPr>
-        <w:t>dụng</w:t>
-      </w:r>
-      <w:proofErr w:type="spellEnd"/>
-      <w:r>
-        <w:rPr>
-          <w:b/>
-          <w:sz w:val="26"/>
-        </w:rPr>
-        <w:t xml:space="preserve"> (</w:t>
-      </w:r>
-      <w:proofErr w:type="spellStart"/>
-      <w:r>
-        <w:rPr>
-          <w:b/>
-          <w:sz w:val="26"/>
-        </w:rPr>
-        <w:t>Mục</w:t>
-      </w:r>
-      <w:proofErr w:type="spellEnd"/>
-      <w:r>
-        <w:rPr>
-          <w:b/>
-          <w:sz w:val="26"/>
-        </w:rPr>
-        <w:t xml:space="preserve"> </w:t>
-      </w:r>
-      <w:proofErr w:type="spellStart"/>
-      <w:r>
-        <w:rPr>
-          <w:b/>
-          <w:sz w:val="26"/>
-        </w:rPr>
-        <w:t>tiêu</w:t>
-      </w:r>
-      <w:proofErr w:type="spellEnd"/>
-      <w:r>
-        <w:rPr>
-          <w:b/>
-          <w:sz w:val="26"/>
-        </w:rPr>
-        <w:t xml:space="preserve"> </w:t>
-      </w:r>
-      <w:proofErr w:type="spellStart"/>
-      <w:r>
-        <w:rPr>
-          <w:b/>
-          <w:sz w:val="26"/>
-        </w:rPr>
-        <w:t>của</w:t>
-      </w:r>
-      <w:proofErr w:type="spellEnd"/>
-      <w:r>
-        <w:rPr>
-          <w:b/>
-          <w:sz w:val="26"/>
-        </w:rPr>
-        <w:t xml:space="preserve"> </w:t>
-      </w:r>
-      <w:proofErr w:type="spellStart"/>
-      <w:r>
-        <w:rPr>
-          <w:b/>
-          <w:sz w:val="26"/>
-        </w:rPr>
-        <w:t>ứng</w:t>
-      </w:r>
-      <w:proofErr w:type="spellEnd"/>
-      <w:r>
-        <w:rPr>
-          <w:b/>
-          <w:sz w:val="26"/>
-        </w:rPr>
-        <w:t xml:space="preserve"> </w:t>
-      </w:r>
-      <w:proofErr w:type="spellStart"/>
-      <w:r>
-        <w:rPr>
-          <w:b/>
-          <w:sz w:val="26"/>
-        </w:rPr>
-        <w:t>dụng</w:t>
-      </w:r>
-      <w:proofErr w:type="spellEnd"/>
-      <w:r>
-        <w:rPr>
-          <w:b/>
-          <w:sz w:val="26"/>
-        </w:rPr>
-        <w:t>)</w:t>
+        <w:t>Các chức năng chính cho ứng dụng (Mục tiêu của ứng dụng)</w:t>
       </w:r>
     </w:p>
     <w:p>
@@ -3291,48 +2020,8 @@
           <w:sz w:val="26"/>
           <w:szCs w:val="26"/>
         </w:rPr>
-        <w:t xml:space="preserve">Link </w:t>
-      </w:r>
-      <w:proofErr w:type="spellStart"/>
-      <w:r>
-        <w:rPr>
-          <w:rFonts w:ascii="Times New Roman" w:hAnsi="Times New Roman" w:cs="Times New Roman"/>
-          <w:b/>
-          <w:i/>
-          <w:iCs/>
-          <w:color w:val="FF0000"/>
-          <w:sz w:val="26"/>
-          <w:szCs w:val="26"/>
-        </w:rPr>
-        <w:t>nhật</w:t>
-      </w:r>
-      <w:proofErr w:type="spellEnd"/>
-      <w:r>
-        <w:rPr>
-          <w:rFonts w:ascii="Times New Roman" w:hAnsi="Times New Roman" w:cs="Times New Roman"/>
-          <w:b/>
-          <w:i/>
-          <w:iCs/>
-          <w:color w:val="FF0000"/>
-          <w:sz w:val="26"/>
-          <w:szCs w:val="26"/>
-        </w:rPr>
-        <w:t xml:space="preserve"> </w:t>
-      </w:r>
-      <w:proofErr w:type="spellStart"/>
-      <w:r>
-        <w:rPr>
-          <w:rFonts w:ascii="Times New Roman" w:hAnsi="Times New Roman" w:cs="Times New Roman"/>
-          <w:b/>
-          <w:i/>
-          <w:iCs/>
-          <w:color w:val="FF0000"/>
-          <w:sz w:val="26"/>
-          <w:szCs w:val="26"/>
-        </w:rPr>
-        <w:t>ký</w:t>
-      </w:r>
-      <w:proofErr w:type="spellEnd"/>
+        <w:t>Link nhật ký</w:t>
+      </w:r>
     </w:p>
     <w:p>
       <w:pPr>
@@ -3374,7 +2063,7 @@
 </file>
 
 <file path=word/endnotes.xml><?xml version="1.0" encoding="utf-8"?>
-<w:endnotes xmlns:wpc="http://schemas.microsoft.com/office/word/2010/wordprocessingCanvas" xmlns:cx="http://schemas.microsoft.com/office/drawing/2014/chartex" xmlns:cx1="http://schemas.microsoft.com/office/drawing/2015/9/8/chartex" xmlns:cx2="http://schemas.microsoft.com/office/drawing/2015/10/21/chartex" xmlns:cx3="http://schemas.microsoft.com/office/drawing/2016/5/9/chartex" xmlns:cx4="http://schemas.microsoft.com/office/drawing/2016/5/10/chartex" xmlns:cx5="http://schemas.microsoft.com/office/drawing/2016/5/11/chartex" xmlns:cx6="http://schemas.microsoft.com/office/drawing/2016/5/12/chartex" xmlns:cx7="http://schemas.microsoft.com/office/drawing/2016/5/13/chartex" xmlns:cx8="http://schemas.microsoft.com/office/drawing/2016/5/14/chartex" xmlns:mc="http://schemas.openxmlformats.org/markup-compatibility/2006" xmlns:aink="http://schemas.microsoft.com/office/drawing/2016/ink" xmlns:am3d="http://schemas.microsoft.com/office/drawing/2017/model3d" xmlns:o="urn:schemas-microsoft-com:office:office" xmlns:oel="http://schemas.microsoft.com/office/2019/extlst" xmlns:r="http://schemas.openxmlformats.org/officeDocument/2006/relationships" xmlns:m="http://schemas.openxmlformats.org/officeDocument/2006/math" xmlns:v="urn:schemas-microsoft-com:vml" xmlns:wp14="http://schemas.microsoft.com/office/word/2010/wordprocessingDrawing" xmlns:wp="http://schemas.openxmlformats.org/drawingml/2006/wordprocessingDrawing" xmlns:w10="urn:schemas-microsoft-com:office:word" xmlns:w="http://schemas.openxmlformats.org/wordprocessingml/2006/main" xmlns:w14="http://schemas.microsoft.com/office/word/2010/wordml" xmlns:w15="http://schemas.microsoft.com/office/word/2012/wordml" xmlns:w16cei="http://schemas.microsoft.com/office/word/2026/wordml/cei" xmlns:w16cex="http://schemas.microsoft.com/office/word/2018/wordml/cex" xmlns:w16cid="http://schemas.microsoft.com/office/word/2016/wordml/cid" xmlns:w16="http://schemas.microsoft.com/office/word/2018/wordml" xmlns:w16du="http://schemas.microsoft.com/office/word/2023/wordml/word16du" xmlns:w16sdtdh="http://schemas.microsoft.com/office/word/2020/wordml/sdtdatahash" xmlns:w16sdtfl="http://schemas.microsoft.com/office/word/2024/wordml/sdtformatlock" xmlns:w16se="http://schemas.microsoft.com/office/word/2015/wordml/symex" xmlns:wpg="http://schemas.microsoft.com/office/word/2010/wordprocessingGroup" xmlns:wpi="http://schemas.microsoft.com/office/word/2010/wordprocessingInk" xmlns:wne="http://schemas.microsoft.com/office/word/2006/wordml" xmlns:wps="http://schemas.microsoft.com/office/word/2010/wordprocessingShape" mc:Ignorable="w14 w15 w16se w16cid w16 w16cex w16sdtdh w16sdtfl w16du wp14">
+<w:endnotes xmlns:wpc="http://schemas.microsoft.com/office/word/2010/wordprocessingCanvas" xmlns:cx="http://schemas.microsoft.com/office/drawing/2014/chartex" xmlns:cx1="http://schemas.microsoft.com/office/drawing/2015/9/8/chartex" xmlns:cx2="http://schemas.microsoft.com/office/drawing/2015/10/21/chartex" xmlns:cx3="http://schemas.microsoft.com/office/drawing/2016/5/9/chartex" xmlns:cx4="http://schemas.microsoft.com/office/drawing/2016/5/10/chartex" xmlns:cx5="http://schemas.microsoft.com/office/drawing/2016/5/11/chartex" xmlns:cx6="http://schemas.microsoft.com/office/drawing/2016/5/12/chartex" xmlns:cx7="http://schemas.microsoft.com/office/drawing/2016/5/13/chartex" xmlns:cx8="http://schemas.microsoft.com/office/drawing/2016/5/14/chartex" xmlns:mc="http://schemas.openxmlformats.org/markup-compatibility/2006" xmlns:aink="http://schemas.microsoft.com/office/drawing/2016/ink" xmlns:am3d="http://schemas.microsoft.com/office/drawing/2017/model3d" xmlns:o="urn:schemas-microsoft-com:office:office" xmlns:r="http://schemas.openxmlformats.org/officeDocument/2006/relationships" xmlns:m="http://schemas.openxmlformats.org/officeDocument/2006/math" xmlns:v="urn:schemas-microsoft-com:vml" xmlns:wp14="http://schemas.microsoft.com/office/word/2010/wordprocessingDrawing" xmlns:wp="http://schemas.openxmlformats.org/drawingml/2006/wordprocessingDrawing" xmlns:w10="urn:schemas-microsoft-com:office:word" xmlns:w="http://schemas.openxmlformats.org/wordprocessingml/2006/main" xmlns:w14="http://schemas.microsoft.com/office/word/2010/wordml" xmlns:w15="http://schemas.microsoft.com/office/word/2012/wordml" xmlns:w16cex="http://schemas.microsoft.com/office/word/2018/wordml/cex" xmlns:w16cid="http://schemas.microsoft.com/office/word/2016/wordml/cid" xmlns:w16="http://schemas.microsoft.com/office/word/2018/wordml" xmlns:w16sdtdh="http://schemas.microsoft.com/office/word/2020/wordml/sdtdatahash" xmlns:w16se="http://schemas.microsoft.com/office/word/2015/wordml/symex" xmlns:wpg="http://schemas.microsoft.com/office/word/2010/wordprocessingGroup" xmlns:wpi="http://schemas.microsoft.com/office/word/2010/wordprocessingInk" xmlns:wne="http://schemas.microsoft.com/office/word/2006/wordml" xmlns:wps="http://schemas.microsoft.com/office/word/2010/wordprocessingShape" mc:Ignorable="w14 w15 w16se w16cid w16 w16cex w16sdtdh wp14">
   <w:endnote w:type="separator" w:id="-1">
     <w:p>
       <w:pPr>
@@ -3399,7 +2088,7 @@
 </file>
 
 <file path=word/footer1.xml><?xml version="1.0" encoding="utf-8"?>
-<w:ftr xmlns:wpc="http://schemas.microsoft.com/office/word/2010/wordprocessingCanvas" xmlns:cx="http://schemas.microsoft.com/office/drawing/2014/chartex" xmlns:cx1="http://schemas.microsoft.com/office/drawing/2015/9/8/chartex" xmlns:cx2="http://schemas.microsoft.com/office/drawing/2015/10/21/chartex" xmlns:cx3="http://schemas.microsoft.com/office/drawing/2016/5/9/chartex" xmlns:cx4="http://schemas.microsoft.com/office/drawing/2016/5/10/chartex" xmlns:cx5="http://schemas.microsoft.com/office/drawing/2016/5/11/chartex" xmlns:cx6="http://schemas.microsoft.com/office/drawing/2016/5/12/chartex" xmlns:cx7="http://schemas.microsoft.com/office/drawing/2016/5/13/chartex" xmlns:cx8="http://schemas.microsoft.com/office/drawing/2016/5/14/chartex" xmlns:mc="http://schemas.openxmlformats.org/markup-compatibility/2006" xmlns:aink="http://schemas.microsoft.com/office/drawing/2016/ink" xmlns:am3d="http://schemas.microsoft.com/office/drawing/2017/model3d" xmlns:o="urn:schemas-microsoft-com:office:office" xmlns:oel="http://schemas.microsoft.com/office/2019/extlst" xmlns:r="http://schemas.openxmlformats.org/officeDocument/2006/relationships" xmlns:m="http://schemas.openxmlformats.org/officeDocument/2006/math" xmlns:v="urn:schemas-microsoft-com:vml" xmlns:wp14="http://schemas.microsoft.com/office/word/2010/wordprocessingDrawing" xmlns:wp="http://schemas.openxmlformats.org/drawingml/2006/wordprocessingDrawing" xmlns:w10="urn:schemas-microsoft-com:office:word" xmlns:w="http://schemas.openxmlformats.org/wordprocessingml/2006/main" xmlns:w14="http://schemas.microsoft.com/office/word/2010/wordml" xmlns:w15="http://schemas.microsoft.com/office/word/2012/wordml" xmlns:w16cei="http://schemas.microsoft.com/office/word/2026/wordml/cei" xmlns:w16cex="http://schemas.microsoft.com/office/word/2018/wordml/cex" xmlns:w16cid="http://schemas.microsoft.com/office/word/2016/wordml/cid" xmlns:w16="http://schemas.microsoft.com/office/word/2018/wordml" xmlns:w16du="http://schemas.microsoft.com/office/word/2023/wordml/word16du" xmlns:w16sdtdh="http://schemas.microsoft.com/office/word/2020/wordml/sdtdatahash" xmlns:w16sdtfl="http://schemas.microsoft.com/office/word/2024/wordml/sdtformatlock" xmlns:w16se="http://schemas.microsoft.com/office/word/2015/wordml/symex" xmlns:wpg="http://schemas.microsoft.com/office/word/2010/wordprocessingGroup" xmlns:wpi="http://schemas.microsoft.com/office/word/2010/wordprocessingInk" xmlns:wne="http://schemas.microsoft.com/office/word/2006/wordml" xmlns:wps="http://schemas.microsoft.com/office/word/2010/wordprocessingShape" mc:Ignorable="w14 w15 w16se w16cid w16 w16cex w16sdtdh w16sdtfl w16du wp14">
+<w:ftr xmlns:wpc="http://schemas.microsoft.com/office/word/2010/wordprocessingCanvas" xmlns:cx="http://schemas.microsoft.com/office/drawing/2014/chartex" xmlns:cx1="http://schemas.microsoft.com/office/drawing/2015/9/8/chartex" xmlns:cx2="http://schemas.microsoft.com/office/drawing/2015/10/21/chartex" xmlns:cx3="http://schemas.microsoft.com/office/drawing/2016/5/9/chartex" xmlns:cx4="http://schemas.microsoft.com/office/drawing/2016/5/10/chartex" xmlns:cx5="http://schemas.microsoft.com/office/drawing/2016/5/11/chartex" xmlns:cx6="http://schemas.microsoft.com/office/drawing/2016/5/12/chartex" xmlns:cx7="http://schemas.microsoft.com/office/drawing/2016/5/13/chartex" xmlns:cx8="http://schemas.microsoft.com/office/drawing/2016/5/14/chartex" xmlns:mc="http://schemas.openxmlformats.org/markup-compatibility/2006" xmlns:aink="http://schemas.microsoft.com/office/drawing/2016/ink" xmlns:am3d="http://schemas.microsoft.com/office/drawing/2017/model3d" xmlns:o="urn:schemas-microsoft-com:office:office" xmlns:r="http://schemas.openxmlformats.org/officeDocument/2006/relationships" xmlns:m="http://schemas.openxmlformats.org/officeDocument/2006/math" xmlns:v="urn:schemas-microsoft-com:vml" xmlns:wp14="http://schemas.microsoft.com/office/word/2010/wordprocessingDrawing" xmlns:wp="http://schemas.openxmlformats.org/drawingml/2006/wordprocessingDrawing" xmlns:w10="urn:schemas-microsoft-com:office:word" xmlns:w="http://schemas.openxmlformats.org/wordprocessingml/2006/main" xmlns:w14="http://schemas.microsoft.com/office/word/2010/wordml" xmlns:w15="http://schemas.microsoft.com/office/word/2012/wordml" xmlns:w16cex="http://schemas.microsoft.com/office/word/2018/wordml/cex" xmlns:w16cid="http://schemas.microsoft.com/office/word/2016/wordml/cid" xmlns:w16="http://schemas.microsoft.com/office/word/2018/wordml" xmlns:w16sdtdh="http://schemas.microsoft.com/office/word/2020/wordml/sdtdatahash" xmlns:w16se="http://schemas.microsoft.com/office/word/2015/wordml/symex" xmlns:wpg="http://schemas.microsoft.com/office/word/2010/wordprocessingGroup" xmlns:wpi="http://schemas.microsoft.com/office/word/2010/wordprocessingInk" xmlns:wne="http://schemas.microsoft.com/office/word/2006/wordml" xmlns:wps="http://schemas.microsoft.com/office/word/2010/wordprocessingShape" mc:Ignorable="w14 w15 w16se w16cid w16 w16cex w16sdtdh wp14">
   <w:p>
     <w:pPr>
       <w:pStyle w:val="Footer"/>
@@ -3409,7 +2098,7 @@
 </file>
 
 <file path=word/footer2.xml><?xml version="1.0" encoding="utf-8"?>
-<w:ftr xmlns:wpc="http://schemas.microsoft.com/office/word/2010/wordprocessingCanvas" xmlns:cx="http://schemas.microsoft.com/office/drawing/2014/chartex" xmlns:cx1="http://schemas.microsoft.com/office/drawing/2015/9/8/chartex" xmlns:cx2="http://schemas.microsoft.com/office/drawing/2015/10/21/chartex" xmlns:cx3="http://schemas.microsoft.com/office/drawing/2016/5/9/chartex" xmlns:cx4="http://schemas.microsoft.com/office/drawing/2016/5/10/chartex" xmlns:cx5="http://schemas.microsoft.com/office/drawing/2016/5/11/chartex" xmlns:cx6="http://schemas.microsoft.com/office/drawing/2016/5/12/chartex" xmlns:cx7="http://schemas.microsoft.com/office/drawing/2016/5/13/chartex" xmlns:cx8="http://schemas.microsoft.com/office/drawing/2016/5/14/chartex" xmlns:mc="http://schemas.openxmlformats.org/markup-compatibility/2006" xmlns:aink="http://schemas.microsoft.com/office/drawing/2016/ink" xmlns:am3d="http://schemas.microsoft.com/office/drawing/2017/model3d" xmlns:o="urn:schemas-microsoft-com:office:office" xmlns:oel="http://schemas.microsoft.com/office/2019/extlst" xmlns:r="http://schemas.openxmlformats.org/officeDocument/2006/relationships" xmlns:m="http://schemas.openxmlformats.org/officeDocument/2006/math" xmlns:v="urn:schemas-microsoft-com:vml" xmlns:wp14="http://schemas.microsoft.com/office/word/2010/wordprocessingDrawing" xmlns:wp="http://schemas.openxmlformats.org/drawingml/2006/wordprocessingDrawing" xmlns:w10="urn:schemas-microsoft-com:office:word" xmlns:w="http://schemas.openxmlformats.org/wordprocessingml/2006/main" xmlns:w14="http://schemas.microsoft.com/office/word/2010/wordml" xmlns:w15="http://schemas.microsoft.com/office/word/2012/wordml" xmlns:w16cei="http://schemas.microsoft.com/office/word/2026/wordml/cei" xmlns:w16cex="http://schemas.microsoft.com/office/word/2018/wordml/cex" xmlns:w16cid="http://schemas.microsoft.com/office/word/2016/wordml/cid" xmlns:w16="http://schemas.microsoft.com/office/word/2018/wordml" xmlns:w16du="http://schemas.microsoft.com/office/word/2023/wordml/word16du" xmlns:w16sdtdh="http://schemas.microsoft.com/office/word/2020/wordml/sdtdatahash" xmlns:w16sdtfl="http://schemas.microsoft.com/office/word/2024/wordml/sdtformatlock" xmlns:w16se="http://schemas.microsoft.com/office/word/2015/wordml/symex" xmlns:wpg="http://schemas.microsoft.com/office/word/2010/wordprocessingGroup" xmlns:wpi="http://schemas.microsoft.com/office/word/2010/wordprocessingInk" xmlns:wne="http://schemas.microsoft.com/office/word/2006/wordml" xmlns:wps="http://schemas.microsoft.com/office/word/2010/wordprocessingShape" mc:Ignorable="w14 w15 w16se w16cid w16 w16cex w16sdtdh w16sdtfl w16du wp14">
+<w:ftr xmlns:wpc="http://schemas.microsoft.com/office/word/2010/wordprocessingCanvas" xmlns:cx="http://schemas.microsoft.com/office/drawing/2014/chartex" xmlns:cx1="http://schemas.microsoft.com/office/drawing/2015/9/8/chartex" xmlns:cx2="http://schemas.microsoft.com/office/drawing/2015/10/21/chartex" xmlns:cx3="http://schemas.microsoft.com/office/drawing/2016/5/9/chartex" xmlns:cx4="http://schemas.microsoft.com/office/drawing/2016/5/10/chartex" xmlns:cx5="http://schemas.microsoft.com/office/drawing/2016/5/11/chartex" xmlns:cx6="http://schemas.microsoft.com/office/drawing/2016/5/12/chartex" xmlns:cx7="http://schemas.microsoft.com/office/drawing/2016/5/13/chartex" xmlns:cx8="http://schemas.microsoft.com/office/drawing/2016/5/14/chartex" xmlns:mc="http://schemas.openxmlformats.org/markup-compatibility/2006" xmlns:aink="http://schemas.microsoft.com/office/drawing/2016/ink" xmlns:am3d="http://schemas.microsoft.com/office/drawing/2017/model3d" xmlns:o="urn:schemas-microsoft-com:office:office" xmlns:r="http://schemas.openxmlformats.org/officeDocument/2006/relationships" xmlns:m="http://schemas.openxmlformats.org/officeDocument/2006/math" xmlns:v="urn:schemas-microsoft-com:vml" xmlns:wp14="http://schemas.microsoft.com/office/word/2010/wordprocessingDrawing" xmlns:wp="http://schemas.openxmlformats.org/drawingml/2006/wordprocessingDrawing" xmlns:w10="urn:schemas-microsoft-com:office:word" xmlns:w="http://schemas.openxmlformats.org/wordprocessingml/2006/main" xmlns:w14="http://schemas.microsoft.com/office/word/2010/wordml" xmlns:w15="http://schemas.microsoft.com/office/word/2012/wordml" xmlns:w16cex="http://schemas.microsoft.com/office/word/2018/wordml/cex" xmlns:w16cid="http://schemas.microsoft.com/office/word/2016/wordml/cid" xmlns:w16="http://schemas.microsoft.com/office/word/2018/wordml" xmlns:w16sdtdh="http://schemas.microsoft.com/office/word/2020/wordml/sdtdatahash" xmlns:w16se="http://schemas.microsoft.com/office/word/2015/wordml/symex" xmlns:wpg="http://schemas.microsoft.com/office/word/2010/wordprocessingGroup" xmlns:wpi="http://schemas.microsoft.com/office/word/2010/wordprocessingInk" xmlns:wne="http://schemas.microsoft.com/office/word/2006/wordml" xmlns:wps="http://schemas.microsoft.com/office/word/2010/wordprocessingShape" mc:Ignorable="w14 w15 w16se w16cid w16 w16cex w16sdtdh wp14">
   <w:sdt>
     <w:sdtPr>
       <w:rPr>
@@ -3502,7 +2191,7 @@
                 </wp:anchor>
               </w:drawing>
             </mc:Choice>
-            <mc:Fallback>
+            <mc:Fallback xmlns:w16sdtfl="http://schemas.microsoft.com/office/word/2024/wordml/sdtformatlock" xmlns:w16du="http://schemas.microsoft.com/office/word/2023/wordml/word16du" xmlns:w16cei="http://schemas.microsoft.com/office/word/2026/wordml/cei" xmlns:oel="http://schemas.microsoft.com/office/2019/extlst">
               <w:pict>
                 <v:line w14:anchorId="62D43E4F" id="Straight Connector 1" o:spid="_x0000_s1026" style="position:absolute;z-index:251659264;visibility:visible;mso-wrap-style:square;mso-width-percent:0;mso-wrap-distance-left:9pt;mso-wrap-distance-top:0;mso-wrap-distance-right:9pt;mso-wrap-distance-bottom:0;mso-position-horizontal:absolute;mso-position-horizontal-relative:text;mso-position-vertical:absolute;mso-position-vertical-relative:text;mso-width-percent:0;mso-width-relative:margin" from=".85pt,.5pt" to="525.25pt,.5pt" o:gfxdata="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" strokecolor="black [3200]" strokeweight=".5pt">
                   <v:stroke joinstyle="miter"/>
@@ -3689,7 +2378,7 @@
 </file>
 
 <file path=word/footer3.xml><?xml version="1.0" encoding="utf-8"?>
-<w:ftr xmlns:wpc="http://schemas.microsoft.com/office/word/2010/wordprocessingCanvas" xmlns:cx="http://schemas.microsoft.com/office/drawing/2014/chartex" xmlns:cx1="http://schemas.microsoft.com/office/drawing/2015/9/8/chartex" xmlns:cx2="http://schemas.microsoft.com/office/drawing/2015/10/21/chartex" xmlns:cx3="http://schemas.microsoft.com/office/drawing/2016/5/9/chartex" xmlns:cx4="http://schemas.microsoft.com/office/drawing/2016/5/10/chartex" xmlns:cx5="http://schemas.microsoft.com/office/drawing/2016/5/11/chartex" xmlns:cx6="http://schemas.microsoft.com/office/drawing/2016/5/12/chartex" xmlns:cx7="http://schemas.microsoft.com/office/drawing/2016/5/13/chartex" xmlns:cx8="http://schemas.microsoft.com/office/drawing/2016/5/14/chartex" xmlns:mc="http://schemas.openxmlformats.org/markup-compatibility/2006" xmlns:aink="http://schemas.microsoft.com/office/drawing/2016/ink" xmlns:am3d="http://schemas.microsoft.com/office/drawing/2017/model3d" xmlns:o="urn:schemas-microsoft-com:office:office" xmlns:oel="http://schemas.microsoft.com/office/2019/extlst" xmlns:r="http://schemas.openxmlformats.org/officeDocument/2006/relationships" xmlns:m="http://schemas.openxmlformats.org/officeDocument/2006/math" xmlns:v="urn:schemas-microsoft-com:vml" xmlns:wp14="http://schemas.microsoft.com/office/word/2010/wordprocessingDrawing" xmlns:wp="http://schemas.openxmlformats.org/drawingml/2006/wordprocessingDrawing" xmlns:w10="urn:schemas-microsoft-com:office:word" xmlns:w="http://schemas.openxmlformats.org/wordprocessingml/2006/main" xmlns:w14="http://schemas.microsoft.com/office/word/2010/wordml" xmlns:w15="http://schemas.microsoft.com/office/word/2012/wordml" xmlns:w16cei="http://schemas.microsoft.com/office/word/2026/wordml/cei" xmlns:w16cex="http://schemas.microsoft.com/office/word/2018/wordml/cex" xmlns:w16cid="http://schemas.microsoft.com/office/word/2016/wordml/cid" xmlns:w16="http://schemas.microsoft.com/office/word/2018/wordml" xmlns:w16du="http://schemas.microsoft.com/office/word/2023/wordml/word16du" xmlns:w16sdtdh="http://schemas.microsoft.com/office/word/2020/wordml/sdtdatahash" xmlns:w16sdtfl="http://schemas.microsoft.com/office/word/2024/wordml/sdtformatlock" xmlns:w16se="http://schemas.microsoft.com/office/word/2015/wordml/symex" xmlns:wpg="http://schemas.microsoft.com/office/word/2010/wordprocessingGroup" xmlns:wpi="http://schemas.microsoft.com/office/word/2010/wordprocessingInk" xmlns:wne="http://schemas.microsoft.com/office/word/2006/wordml" xmlns:wps="http://schemas.microsoft.com/office/word/2010/wordprocessingShape" mc:Ignorable="w14 w15 w16se w16cid w16 w16cex w16sdtdh w16sdtfl w16du wp14">
+<w:ftr xmlns:wpc="http://schemas.microsoft.com/office/word/2010/wordprocessingCanvas" xmlns:cx="http://schemas.microsoft.com/office/drawing/2014/chartex" xmlns:cx1="http://schemas.microsoft.com/office/drawing/2015/9/8/chartex" xmlns:cx2="http://schemas.microsoft.com/office/drawing/2015/10/21/chartex" xmlns:cx3="http://schemas.microsoft.com/office/drawing/2016/5/9/chartex" xmlns:cx4="http://schemas.microsoft.com/office/drawing/2016/5/10/chartex" xmlns:cx5="http://schemas.microsoft.com/office/drawing/2016/5/11/chartex" xmlns:cx6="http://schemas.microsoft.com/office/drawing/2016/5/12/chartex" xmlns:cx7="http://schemas.microsoft.com/office/drawing/2016/5/13/chartex" xmlns:cx8="http://schemas.microsoft.com/office/drawing/2016/5/14/chartex" xmlns:mc="http://schemas.openxmlformats.org/markup-compatibility/2006" xmlns:aink="http://schemas.microsoft.com/office/drawing/2016/ink" xmlns:am3d="http://schemas.microsoft.com/office/drawing/2017/model3d" xmlns:o="urn:schemas-microsoft-com:office:office" xmlns:r="http://schemas.openxmlformats.org/officeDocument/2006/relationships" xmlns:m="http://schemas.openxmlformats.org/officeDocument/2006/math" xmlns:v="urn:schemas-microsoft-com:vml" xmlns:wp14="http://schemas.microsoft.com/office/word/2010/wordprocessingDrawing" xmlns:wp="http://schemas.openxmlformats.org/drawingml/2006/wordprocessingDrawing" xmlns:w10="urn:schemas-microsoft-com:office:word" xmlns:w="http://schemas.openxmlformats.org/wordprocessingml/2006/main" xmlns:w14="http://schemas.microsoft.com/office/word/2010/wordml" xmlns:w15="http://schemas.microsoft.com/office/word/2012/wordml" xmlns:w16cex="http://schemas.microsoft.com/office/word/2018/wordml/cex" xmlns:w16cid="http://schemas.microsoft.com/office/word/2016/wordml/cid" xmlns:w16="http://schemas.microsoft.com/office/word/2018/wordml" xmlns:w16sdtdh="http://schemas.microsoft.com/office/word/2020/wordml/sdtdatahash" xmlns:w16se="http://schemas.microsoft.com/office/word/2015/wordml/symex" xmlns:wpg="http://schemas.microsoft.com/office/word/2010/wordprocessingGroup" xmlns:wpi="http://schemas.microsoft.com/office/word/2010/wordprocessingInk" xmlns:wne="http://schemas.microsoft.com/office/word/2006/wordml" xmlns:wps="http://schemas.microsoft.com/office/word/2010/wordprocessingShape" mc:Ignorable="w14 w15 w16se w16cid w16 w16cex w16sdtdh wp14">
   <w:p>
     <w:pPr>
       <w:pStyle w:val="Footer"/>
@@ -3699,7 +2388,7 @@
 </file>
 
 <file path=word/footnotes.xml><?xml version="1.0" encoding="utf-8"?>
-<w:footnotes xmlns:wpc="http://schemas.microsoft.com/office/word/2010/wordprocessingCanvas" xmlns:cx="http://schemas.microsoft.com/office/drawing/2014/chartex" xmlns:cx1="http://schemas.microsoft.com/office/drawing/2015/9/8/chartex" xmlns:cx2="http://schemas.microsoft.com/office/drawing/2015/10/21/chartex" xmlns:cx3="http://schemas.microsoft.com/office/drawing/2016/5/9/chartex" xmlns:cx4="http://schemas.microsoft.com/office/drawing/2016/5/10/chartex" xmlns:cx5="http://schemas.microsoft.com/office/drawing/2016/5/11/chartex" xmlns:cx6="http://schemas.microsoft.com/office/drawing/2016/5/12/chartex" xmlns:cx7="http://schemas.microsoft.com/office/drawing/2016/5/13/chartex" xmlns:cx8="http://schemas.microsoft.com/office/drawing/2016/5/14/chartex" xmlns:mc="http://schemas.openxmlformats.org/markup-compatibility/2006" xmlns:aink="http://schemas.microsoft.com/office/drawing/2016/ink" xmlns:am3d="http://schemas.microsoft.com/office/drawing/2017/model3d" xmlns:o="urn:schemas-microsoft-com:office:office" xmlns:oel="http://schemas.microsoft.com/office/2019/extlst" xmlns:r="http://schemas.openxmlformats.org/officeDocument/2006/relationships" xmlns:m="http://schemas.openxmlformats.org/officeDocument/2006/math" xmlns:v="urn:schemas-microsoft-com:vml" xmlns:wp14="http://schemas.microsoft.com/office/word/2010/wordprocessingDrawing" xmlns:wp="http://schemas.openxmlformats.org/drawingml/2006/wordprocessingDrawing" xmlns:w10="urn:schemas-microsoft-com:office:word" xmlns:w="http://schemas.openxmlformats.org/wordprocessingml/2006/main" xmlns:w14="http://schemas.microsoft.com/office/word/2010/wordml" xmlns:w15="http://schemas.microsoft.com/office/word/2012/wordml" xmlns:w16cei="http://schemas.microsoft.com/office/word/2026/wordml/cei" xmlns:w16cex="http://schemas.microsoft.com/office/word/2018/wordml/cex" xmlns:w16cid="http://schemas.microsoft.com/office/word/2016/wordml/cid" xmlns:w16="http://schemas.microsoft.com/office/word/2018/wordml" xmlns:w16du="http://schemas.microsoft.com/office/word/2023/wordml/word16du" xmlns:w16sdtdh="http://schemas.microsoft.com/office/word/2020/wordml/sdtdatahash" xmlns:w16sdtfl="http://schemas.microsoft.com/office/word/2024/wordml/sdtformatlock" xmlns:w16se="http://schemas.microsoft.com/office/word/2015/wordml/symex" xmlns:wpg="http://schemas.microsoft.com/office/word/2010/wordprocessingGroup" xmlns:wpi="http://schemas.microsoft.com/office/word/2010/wordprocessingInk" xmlns:wne="http://schemas.microsoft.com/office/word/2006/wordml" xmlns:wps="http://schemas.microsoft.com/office/word/2010/wordprocessingShape" mc:Ignorable="w14 w15 w16se w16cid w16 w16cex w16sdtdh w16sdtfl w16du wp14">
+<w:footnotes xmlns:wpc="http://schemas.microsoft.com/office/word/2010/wordprocessingCanvas" xmlns:cx="http://schemas.microsoft.com/office/drawing/2014/chartex" xmlns:cx1="http://schemas.microsoft.com/office/drawing/2015/9/8/chartex" xmlns:cx2="http://schemas.microsoft.com/office/drawing/2015/10/21/chartex" xmlns:cx3="http://schemas.microsoft.com/office/drawing/2016/5/9/chartex" xmlns:cx4="http://schemas.microsoft.com/office/drawing/2016/5/10/chartex" xmlns:cx5="http://schemas.microsoft.com/office/drawing/2016/5/11/chartex" xmlns:cx6="http://schemas.microsoft.com/office/drawing/2016/5/12/chartex" xmlns:cx7="http://schemas.microsoft.com/office/drawing/2016/5/13/chartex" xmlns:cx8="http://schemas.microsoft.com/office/drawing/2016/5/14/chartex" xmlns:mc="http://schemas.openxmlformats.org/markup-compatibility/2006" xmlns:aink="http://schemas.microsoft.com/office/drawing/2016/ink" xmlns:am3d="http://schemas.microsoft.com/office/drawing/2017/model3d" xmlns:o="urn:schemas-microsoft-com:office:office" xmlns:r="http://schemas.openxmlformats.org/officeDocument/2006/relationships" xmlns:m="http://schemas.openxmlformats.org/officeDocument/2006/math" xmlns:v="urn:schemas-microsoft-com:vml" xmlns:wp14="http://schemas.microsoft.com/office/word/2010/wordprocessingDrawing" xmlns:wp="http://schemas.openxmlformats.org/drawingml/2006/wordprocessingDrawing" xmlns:w10="urn:schemas-microsoft-com:office:word" xmlns:w="http://schemas.openxmlformats.org/wordprocessingml/2006/main" xmlns:w14="http://schemas.microsoft.com/office/word/2010/wordml" xmlns:w15="http://schemas.microsoft.com/office/word/2012/wordml" xmlns:w16cex="http://schemas.microsoft.com/office/word/2018/wordml/cex" xmlns:w16cid="http://schemas.microsoft.com/office/word/2016/wordml/cid" xmlns:w16="http://schemas.microsoft.com/office/word/2018/wordml" xmlns:w16sdtdh="http://schemas.microsoft.com/office/word/2020/wordml/sdtdatahash" xmlns:w16se="http://schemas.microsoft.com/office/word/2015/wordml/symex" xmlns:wpg="http://schemas.microsoft.com/office/word/2010/wordprocessingGroup" xmlns:wpi="http://schemas.microsoft.com/office/word/2010/wordprocessingInk" xmlns:wne="http://schemas.microsoft.com/office/word/2006/wordml" xmlns:wps="http://schemas.microsoft.com/office/word/2010/wordprocessingShape" mc:Ignorable="w14 w15 w16se w16cid w16 w16cex w16sdtdh wp14">
   <w:footnote w:type="separator" w:id="-1">
     <w:p>
       <w:pPr>
@@ -3724,7 +2413,7 @@
 </file>
 
 <file path=word/header1.xml><?xml version="1.0" encoding="utf-8"?>
-<w:hdr xmlns:wpc="http://schemas.microsoft.com/office/word/2010/wordprocessingCanvas" xmlns:cx="http://schemas.microsoft.com/office/drawing/2014/chartex" xmlns:cx1="http://schemas.microsoft.com/office/drawing/2015/9/8/chartex" xmlns:cx2="http://schemas.microsoft.com/office/drawing/2015/10/21/chartex" xmlns:cx3="http://schemas.microsoft.com/office/drawing/2016/5/9/chartex" xmlns:cx4="http://schemas.microsoft.com/office/drawing/2016/5/10/chartex" xmlns:cx5="http://schemas.microsoft.com/office/drawing/2016/5/11/chartex" xmlns:cx6="http://schemas.microsoft.com/office/drawing/2016/5/12/chartex" xmlns:cx7="http://schemas.microsoft.com/office/drawing/2016/5/13/chartex" xmlns:cx8="http://schemas.microsoft.com/office/drawing/2016/5/14/chartex" xmlns:mc="http://schemas.openxmlformats.org/markup-compatibility/2006" xmlns:aink="http://schemas.microsoft.com/office/drawing/2016/ink" xmlns:am3d="http://schemas.microsoft.com/office/drawing/2017/model3d" xmlns:o="urn:schemas-microsoft-com:office:office" xmlns:oel="http://schemas.microsoft.com/office/2019/extlst" xmlns:r="http://schemas.openxmlformats.org/officeDocument/2006/relationships" xmlns:m="http://schemas.openxmlformats.org/officeDocument/2006/math" xmlns:v="urn:schemas-microsoft-com:vml" xmlns:wp14="http://schemas.microsoft.com/office/word/2010/wordprocessingDrawing" xmlns:wp="http://schemas.openxmlformats.org/drawingml/2006/wordprocessingDrawing" xmlns:w10="urn:schemas-microsoft-com:office:word" xmlns:w="http://schemas.openxmlformats.org/wordprocessingml/2006/main" xmlns:w14="http://schemas.microsoft.com/office/word/2010/wordml" xmlns:w15="http://schemas.microsoft.com/office/word/2012/wordml" xmlns:w16cei="http://schemas.microsoft.com/office/word/2026/wordml/cei" xmlns:w16cex="http://schemas.microsoft.com/office/word/2018/wordml/cex" xmlns:w16cid="http://schemas.microsoft.com/office/word/2016/wordml/cid" xmlns:w16="http://schemas.microsoft.com/office/word/2018/wordml" xmlns:w16du="http://schemas.microsoft.com/office/word/2023/wordml/word16du" xmlns:w16sdtdh="http://schemas.microsoft.com/office/word/2020/wordml/sdtdatahash" xmlns:w16sdtfl="http://schemas.microsoft.com/office/word/2024/wordml/sdtformatlock" xmlns:w16se="http://schemas.microsoft.com/office/word/2015/wordml/symex" xmlns:wpg="http://schemas.microsoft.com/office/word/2010/wordprocessingGroup" xmlns:wpi="http://schemas.microsoft.com/office/word/2010/wordprocessingInk" xmlns:wne="http://schemas.microsoft.com/office/word/2006/wordml" xmlns:wps="http://schemas.microsoft.com/office/word/2010/wordprocessingShape" mc:Ignorable="w14 w15 w16se w16cid w16 w16cex w16sdtdh w16sdtfl w16du wp14">
+<w:hdr xmlns:wpc="http://schemas.microsoft.com/office/word/2010/wordprocessingCanvas" xmlns:cx="http://schemas.microsoft.com/office/drawing/2014/chartex" xmlns:cx1="http://schemas.microsoft.com/office/drawing/2015/9/8/chartex" xmlns:cx2="http://schemas.microsoft.com/office/drawing/2015/10/21/chartex" xmlns:cx3="http://schemas.microsoft.com/office/drawing/2016/5/9/chartex" xmlns:cx4="http://schemas.microsoft.com/office/drawing/2016/5/10/chartex" xmlns:cx5="http://schemas.microsoft.com/office/drawing/2016/5/11/chartex" xmlns:cx6="http://schemas.microsoft.com/office/drawing/2016/5/12/chartex" xmlns:cx7="http://schemas.microsoft.com/office/drawing/2016/5/13/chartex" xmlns:cx8="http://schemas.microsoft.com/office/drawing/2016/5/14/chartex" xmlns:mc="http://schemas.openxmlformats.org/markup-compatibility/2006" xmlns:aink="http://schemas.microsoft.com/office/drawing/2016/ink" xmlns:am3d="http://schemas.microsoft.com/office/drawing/2017/model3d" xmlns:o="urn:schemas-microsoft-com:office:office" xmlns:r="http://schemas.openxmlformats.org/officeDocument/2006/relationships" xmlns:m="http://schemas.openxmlformats.org/officeDocument/2006/math" xmlns:v="urn:schemas-microsoft-com:vml" xmlns:wp14="http://schemas.microsoft.com/office/word/2010/wordprocessingDrawing" xmlns:wp="http://schemas.openxmlformats.org/drawingml/2006/wordprocessingDrawing" xmlns:w10="urn:schemas-microsoft-com:office:word" xmlns:w="http://schemas.openxmlformats.org/wordprocessingml/2006/main" xmlns:w14="http://schemas.microsoft.com/office/word/2010/wordml" xmlns:w15="http://schemas.microsoft.com/office/word/2012/wordml" xmlns:w16cex="http://schemas.microsoft.com/office/word/2018/wordml/cex" xmlns:w16cid="http://schemas.microsoft.com/office/word/2016/wordml/cid" xmlns:w16="http://schemas.microsoft.com/office/word/2018/wordml" xmlns:w16sdtdh="http://schemas.microsoft.com/office/word/2020/wordml/sdtdatahash" xmlns:w16se="http://schemas.microsoft.com/office/word/2015/wordml/symex" xmlns:wpg="http://schemas.microsoft.com/office/word/2010/wordprocessingGroup" xmlns:wpi="http://schemas.microsoft.com/office/word/2010/wordprocessingInk" xmlns:wne="http://schemas.microsoft.com/office/word/2006/wordml" xmlns:wps="http://schemas.microsoft.com/office/word/2010/wordprocessingShape" mc:Ignorable="w14 w15 w16se w16cid w16 w16cex w16sdtdh wp14">
   <w:p>
     <w:pPr>
       <w:pStyle w:val="Header"/>
@@ -3734,7 +2423,7 @@
 </file>
 
 <file path=word/header2.xml><?xml version="1.0" encoding="utf-8"?>
-<w:hdr xmlns:wpc="http://schemas.microsoft.com/office/word/2010/wordprocessingCanvas" xmlns:cx="http://schemas.microsoft.com/office/drawing/2014/chartex" xmlns:cx1="http://schemas.microsoft.com/office/drawing/2015/9/8/chartex" xmlns:cx2="http://schemas.microsoft.com/office/drawing/2015/10/21/chartex" xmlns:cx3="http://schemas.microsoft.com/office/drawing/2016/5/9/chartex" xmlns:cx4="http://schemas.microsoft.com/office/drawing/2016/5/10/chartex" xmlns:cx5="http://schemas.microsoft.com/office/drawing/2016/5/11/chartex" xmlns:cx6="http://schemas.microsoft.com/office/drawing/2016/5/12/chartex" xmlns:cx7="http://schemas.microsoft.com/office/drawing/2016/5/13/chartex" xmlns:cx8="http://schemas.microsoft.com/office/drawing/2016/5/14/chartex" xmlns:mc="http://schemas.openxmlformats.org/markup-compatibility/2006" xmlns:aink="http://schemas.microsoft.com/office/drawing/2016/ink" xmlns:am3d="http://schemas.microsoft.com/office/drawing/2017/model3d" xmlns:o="urn:schemas-microsoft-com:office:office" xmlns:oel="http://schemas.microsoft.com/office/2019/extlst" xmlns:r="http://schemas.openxmlformats.org/officeDocument/2006/relationships" xmlns:m="http://schemas.openxmlformats.org/officeDocument/2006/math" xmlns:v="urn:schemas-microsoft-com:vml" xmlns:wp14="http://schemas.microsoft.com/office/word/2010/wordprocessingDrawing" xmlns:wp="http://schemas.openxmlformats.org/drawingml/2006/wordprocessingDrawing" xmlns:w10="urn:schemas-microsoft-com:office:word" xmlns:w="http://schemas.openxmlformats.org/wordprocessingml/2006/main" xmlns:w14="http://schemas.microsoft.com/office/word/2010/wordml" xmlns:w15="http://schemas.microsoft.com/office/word/2012/wordml" xmlns:w16cei="http://schemas.microsoft.com/office/word/2026/wordml/cei" xmlns:w16cex="http://schemas.microsoft.com/office/word/2018/wordml/cex" xmlns:w16cid="http://schemas.microsoft.com/office/word/2016/wordml/cid" xmlns:w16="http://schemas.microsoft.com/office/word/2018/wordml" xmlns:w16du="http://schemas.microsoft.com/office/word/2023/wordml/word16du" xmlns:w16sdtdh="http://schemas.microsoft.com/office/word/2020/wordml/sdtdatahash" xmlns:w16sdtfl="http://schemas.microsoft.com/office/word/2024/wordml/sdtformatlock" xmlns:w16se="http://schemas.microsoft.com/office/word/2015/wordml/symex" xmlns:wpg="http://schemas.microsoft.com/office/word/2010/wordprocessingGroup" xmlns:wpi="http://schemas.microsoft.com/office/word/2010/wordprocessingInk" xmlns:wne="http://schemas.microsoft.com/office/word/2006/wordml" xmlns:wps="http://schemas.microsoft.com/office/word/2010/wordprocessingShape" mc:Ignorable="w14 w15 w16se w16cid w16 w16cex w16sdtdh w16sdtfl w16du wp14">
+<w:hdr xmlns:wpc="http://schemas.microsoft.com/office/word/2010/wordprocessingCanvas" xmlns:cx="http://schemas.microsoft.com/office/drawing/2014/chartex" xmlns:cx1="http://schemas.microsoft.com/office/drawing/2015/9/8/chartex" xmlns:cx2="http://schemas.microsoft.com/office/drawing/2015/10/21/chartex" xmlns:cx3="http://schemas.microsoft.com/office/drawing/2016/5/9/chartex" xmlns:cx4="http://schemas.microsoft.com/office/drawing/2016/5/10/chartex" xmlns:cx5="http://schemas.microsoft.com/office/drawing/2016/5/11/chartex" xmlns:cx6="http://schemas.microsoft.com/office/drawing/2016/5/12/chartex" xmlns:cx7="http://schemas.microsoft.com/office/drawing/2016/5/13/chartex" xmlns:cx8="http://schemas.microsoft.com/office/drawing/2016/5/14/chartex" xmlns:mc="http://schemas.openxmlformats.org/markup-compatibility/2006" xmlns:aink="http://schemas.microsoft.com/office/drawing/2016/ink" xmlns:am3d="http://schemas.microsoft.com/office/drawing/2017/model3d" xmlns:o="urn:schemas-microsoft-com:office:office" xmlns:r="http://schemas.openxmlformats.org/officeDocument/2006/relationships" xmlns:m="http://schemas.openxmlformats.org/officeDocument/2006/math" xmlns:v="urn:schemas-microsoft-com:vml" xmlns:wp14="http://schemas.microsoft.com/office/word/2010/wordprocessingDrawing" xmlns:wp="http://schemas.openxmlformats.org/drawingml/2006/wordprocessingDrawing" xmlns:w10="urn:schemas-microsoft-com:office:word" xmlns:w="http://schemas.openxmlformats.org/wordprocessingml/2006/main" xmlns:w14="http://schemas.microsoft.com/office/word/2010/wordml" xmlns:w15="http://schemas.microsoft.com/office/word/2012/wordml" xmlns:w16cex="http://schemas.microsoft.com/office/word/2018/wordml/cex" xmlns:w16cid="http://schemas.microsoft.com/office/word/2016/wordml/cid" xmlns:w16="http://schemas.microsoft.com/office/word/2018/wordml" xmlns:w16sdtdh="http://schemas.microsoft.com/office/word/2020/wordml/sdtdatahash" xmlns:w16se="http://schemas.microsoft.com/office/word/2015/wordml/symex" xmlns:wpg="http://schemas.microsoft.com/office/word/2010/wordprocessingGroup" xmlns:wpi="http://schemas.microsoft.com/office/word/2010/wordprocessingInk" xmlns:wne="http://schemas.microsoft.com/office/word/2006/wordml" xmlns:wps="http://schemas.microsoft.com/office/word/2010/wordprocessingShape" mc:Ignorable="w14 w15 w16se w16cid w16 w16cex w16sdtdh wp14">
   <w:p>
     <w:pPr>
       <w:pStyle w:val="Header"/>
@@ -3744,7 +2433,7 @@
 </file>
 
 <file path=word/header3.xml><?xml version="1.0" encoding="utf-8"?>
-<w:hdr xmlns:wpc="http://schemas.microsoft.com/office/word/2010/wordprocessingCanvas" xmlns:cx="http://schemas.microsoft.com/office/drawing/2014/chartex" xmlns:cx1="http://schemas.microsoft.com/office/drawing/2015/9/8/chartex" xmlns:cx2="http://schemas.microsoft.com/office/drawing/2015/10/21/chartex" xmlns:cx3="http://schemas.microsoft.com/office/drawing/2016/5/9/chartex" xmlns:cx4="http://schemas.microsoft.com/office/drawing/2016/5/10/chartex" xmlns:cx5="http://schemas.microsoft.com/office/drawing/2016/5/11/chartex" xmlns:cx6="http://schemas.microsoft.com/office/drawing/2016/5/12/chartex" xmlns:cx7="http://schemas.microsoft.com/office/drawing/2016/5/13/chartex" xmlns:cx8="http://schemas.microsoft.com/office/drawing/2016/5/14/chartex" xmlns:mc="http://schemas.openxmlformats.org/markup-compatibility/2006" xmlns:aink="http://schemas.microsoft.com/office/drawing/2016/ink" xmlns:am3d="http://schemas.microsoft.com/office/drawing/2017/model3d" xmlns:o="urn:schemas-microsoft-com:office:office" xmlns:oel="http://schemas.microsoft.com/office/2019/extlst" xmlns:r="http://schemas.openxmlformats.org/officeDocument/2006/relationships" xmlns:m="http://schemas.openxmlformats.org/officeDocument/2006/math" xmlns:v="urn:schemas-microsoft-com:vml" xmlns:wp14="http://schemas.microsoft.com/office/word/2010/wordprocessingDrawing" xmlns:wp="http://schemas.openxmlformats.org/drawingml/2006/wordprocessingDrawing" xmlns:w10="urn:schemas-microsoft-com:office:word" xmlns:w="http://schemas.openxmlformats.org/wordprocessingml/2006/main" xmlns:w14="http://schemas.microsoft.com/office/word/2010/wordml" xmlns:w15="http://schemas.microsoft.com/office/word/2012/wordml" xmlns:w16cei="http://schemas.microsoft.com/office/word/2026/wordml/cei" xmlns:w16cex="http://schemas.microsoft.com/office/word/2018/wordml/cex" xmlns:w16cid="http://schemas.microsoft.com/office/word/2016/wordml/cid" xmlns:w16="http://schemas.microsoft.com/office/word/2018/wordml" xmlns:w16du="http://schemas.microsoft.com/office/word/2023/wordml/word16du" xmlns:w16sdtdh="http://schemas.microsoft.com/office/word/2020/wordml/sdtdatahash" xmlns:w16sdtfl="http://schemas.microsoft.com/office/word/2024/wordml/sdtformatlock" xmlns:w16se="http://schemas.microsoft.com/office/word/2015/wordml/symex" xmlns:wpg="http://schemas.microsoft.com/office/word/2010/wordprocessingGroup" xmlns:wpi="http://schemas.microsoft.com/office/word/2010/wordprocessingInk" xmlns:wne="http://schemas.microsoft.com/office/word/2006/wordml" xmlns:wps="http://schemas.microsoft.com/office/word/2010/wordprocessingShape" mc:Ignorable="w14 w15 w16se w16cid w16 w16cex w16sdtdh w16sdtfl w16du wp14">
+<w:hdr xmlns:wpc="http://schemas.microsoft.com/office/word/2010/wordprocessingCanvas" xmlns:cx="http://schemas.microsoft.com/office/drawing/2014/chartex" xmlns:cx1="http://schemas.microsoft.com/office/drawing/2015/9/8/chartex" xmlns:cx2="http://schemas.microsoft.com/office/drawing/2015/10/21/chartex" xmlns:cx3="http://schemas.microsoft.com/office/drawing/2016/5/9/chartex" xmlns:cx4="http://schemas.microsoft.com/office/drawing/2016/5/10/chartex" xmlns:cx5="http://schemas.microsoft.com/office/drawing/2016/5/11/chartex" xmlns:cx6="http://schemas.microsoft.com/office/drawing/2016/5/12/chartex" xmlns:cx7="http://schemas.microsoft.com/office/drawing/2016/5/13/chartex" xmlns:cx8="http://schemas.microsoft.com/office/drawing/2016/5/14/chartex" xmlns:mc="http://schemas.openxmlformats.org/markup-compatibility/2006" xmlns:aink="http://schemas.microsoft.com/office/drawing/2016/ink" xmlns:am3d="http://schemas.microsoft.com/office/drawing/2017/model3d" xmlns:o="urn:schemas-microsoft-com:office:office" xmlns:r="http://schemas.openxmlformats.org/officeDocument/2006/relationships" xmlns:m="http://schemas.openxmlformats.org/officeDocument/2006/math" xmlns:v="urn:schemas-microsoft-com:vml" xmlns:wp14="http://schemas.microsoft.com/office/word/2010/wordprocessingDrawing" xmlns:wp="http://schemas.openxmlformats.org/drawingml/2006/wordprocessingDrawing" xmlns:w10="urn:schemas-microsoft-com:office:word" xmlns:w="http://schemas.openxmlformats.org/wordprocessingml/2006/main" xmlns:w14="http://schemas.microsoft.com/office/word/2010/wordml" xmlns:w15="http://schemas.microsoft.com/office/word/2012/wordml" xmlns:w16cex="http://schemas.microsoft.com/office/word/2018/wordml/cex" xmlns:w16cid="http://schemas.microsoft.com/office/word/2016/wordml/cid" xmlns:w16="http://schemas.microsoft.com/office/word/2018/wordml" xmlns:w16sdtdh="http://schemas.microsoft.com/office/word/2020/wordml/sdtdatahash" xmlns:w16se="http://schemas.microsoft.com/office/word/2015/wordml/symex" xmlns:wpg="http://schemas.microsoft.com/office/word/2010/wordprocessingGroup" xmlns:wpi="http://schemas.microsoft.com/office/word/2010/wordprocessingInk" xmlns:wne="http://schemas.microsoft.com/office/word/2006/wordml" xmlns:wps="http://schemas.microsoft.com/office/word/2010/wordprocessingShape" mc:Ignorable="w14 w15 w16se w16cid w16 w16cex w16sdtdh wp14">
   <w:p>
     <w:pPr>
       <w:pStyle w:val="Header"/>
@@ -3754,7 +2443,7 @@
 </file>
 
 <file path=word/numbering.xml><?xml version="1.0" encoding="utf-8"?>
-<w:numbering xmlns:wpc="http://schemas.microsoft.com/office/word/2010/wordprocessingCanvas" xmlns:cx="http://schemas.microsoft.com/office/drawing/2014/chartex" xmlns:cx1="http://schemas.microsoft.com/office/drawing/2015/9/8/chartex" xmlns:cx2="http://schemas.microsoft.com/office/drawing/2015/10/21/chartex" xmlns:cx3="http://schemas.microsoft.com/office/drawing/2016/5/9/chartex" xmlns:cx4="http://schemas.microsoft.com/office/drawing/2016/5/10/chartex" xmlns:cx5="http://schemas.microsoft.com/office/drawing/2016/5/11/chartex" xmlns:cx6="http://schemas.microsoft.com/office/drawing/2016/5/12/chartex" xmlns:cx7="http://schemas.microsoft.com/office/drawing/2016/5/13/chartex" xmlns:cx8="http://schemas.microsoft.com/office/drawing/2016/5/14/chartex" xmlns:mc="http://schemas.openxmlformats.org/markup-compatibility/2006" xmlns:aink="http://schemas.microsoft.com/office/drawing/2016/ink" xmlns:am3d="http://schemas.microsoft.com/office/drawing/2017/model3d" xmlns:o="urn:schemas-microsoft-com:office:office" xmlns:oel="http://schemas.microsoft.com/office/2019/extlst" xmlns:r="http://schemas.openxmlformats.org/officeDocument/2006/relationships" xmlns:m="http://schemas.openxmlformats.org/officeDocument/2006/math" xmlns:v="urn:schemas-microsoft-com:vml" xmlns:wp14="http://schemas.microsoft.com/office/word/2010/wordprocessingDrawing" xmlns:wp="http://schemas.openxmlformats.org/drawingml/2006/wordprocessingDrawing" xmlns:w10="urn:schemas-microsoft-com:office:word" xmlns:w="http://schemas.openxmlformats.org/wordprocessingml/2006/main" xmlns:w14="http://schemas.microsoft.com/office/word/2010/wordml" xmlns:w15="http://schemas.microsoft.com/office/word/2012/wordml" xmlns:w16cei="http://schemas.microsoft.com/office/word/2026/wordml/cei" xmlns:w16cex="http://schemas.microsoft.com/office/word/2018/wordml/cex" xmlns:w16cid="http://schemas.microsoft.com/office/word/2016/wordml/cid" xmlns:w16="http://schemas.microsoft.com/office/word/2018/wordml" xmlns:w16du="http://schemas.microsoft.com/office/word/2023/wordml/word16du" xmlns:w16sdtdh="http://schemas.microsoft.com/office/word/2020/wordml/sdtdatahash" xmlns:w16sdtfl="http://schemas.microsoft.com/office/word/2024/wordml/sdtformatlock" xmlns:w16se="http://schemas.microsoft.com/office/word/2015/wordml/symex" xmlns:wpg="http://schemas.microsoft.com/office/word/2010/wordprocessingGroup" xmlns:wpi="http://schemas.microsoft.com/office/word/2010/wordprocessingInk" xmlns:wne="http://schemas.microsoft.com/office/word/2006/wordml" xmlns:wps="http://schemas.microsoft.com/office/word/2010/wordprocessingShape" mc:Ignorable="w14 w15 w16se w16cid w16 w16cex w16sdtdh w16sdtfl w16du wp14">
+<w:numbering xmlns:wpc="http://schemas.microsoft.com/office/word/2010/wordprocessingCanvas" xmlns:cx="http://schemas.microsoft.com/office/drawing/2014/chartex" xmlns:cx1="http://schemas.microsoft.com/office/drawing/2015/9/8/chartex" xmlns:cx2="http://schemas.microsoft.com/office/drawing/2015/10/21/chartex" xmlns:cx3="http://schemas.microsoft.com/office/drawing/2016/5/9/chartex" xmlns:cx4="http://schemas.microsoft.com/office/drawing/2016/5/10/chartex" xmlns:cx5="http://schemas.microsoft.com/office/drawing/2016/5/11/chartex" xmlns:cx6="http://schemas.microsoft.com/office/drawing/2016/5/12/chartex" xmlns:cx7="http://schemas.microsoft.com/office/drawing/2016/5/13/chartex" xmlns:cx8="http://schemas.microsoft.com/office/drawing/2016/5/14/chartex" xmlns:mc="http://schemas.openxmlformats.org/markup-compatibility/2006" xmlns:aink="http://schemas.microsoft.com/office/drawing/2016/ink" xmlns:am3d="http://schemas.microsoft.com/office/drawing/2017/model3d" xmlns:o="urn:schemas-microsoft-com:office:office" xmlns:r="http://schemas.openxmlformats.org/officeDocument/2006/relationships" xmlns:m="http://schemas.openxmlformats.org/officeDocument/2006/math" xmlns:v="urn:schemas-microsoft-com:vml" xmlns:wp14="http://schemas.microsoft.com/office/word/2010/wordprocessingDrawing" xmlns:wp="http://schemas.openxmlformats.org/drawingml/2006/wordprocessingDrawing" xmlns:w10="urn:schemas-microsoft-com:office:word" xmlns:w="http://schemas.openxmlformats.org/wordprocessingml/2006/main" xmlns:w14="http://schemas.microsoft.com/office/word/2010/wordml" xmlns:w15="http://schemas.microsoft.com/office/word/2012/wordml" xmlns:w16cex="http://schemas.microsoft.com/office/word/2018/wordml/cex" xmlns:w16cid="http://schemas.microsoft.com/office/word/2016/wordml/cid" xmlns:w16="http://schemas.microsoft.com/office/word/2018/wordml" xmlns:w16sdtdh="http://schemas.microsoft.com/office/word/2020/wordml/sdtdatahash" xmlns:w16se="http://schemas.microsoft.com/office/word/2015/wordml/symex" xmlns:wpg="http://schemas.microsoft.com/office/word/2010/wordprocessingGroup" xmlns:wpi="http://schemas.microsoft.com/office/word/2010/wordprocessingInk" xmlns:wne="http://schemas.microsoft.com/office/word/2006/wordml" xmlns:wps="http://schemas.microsoft.com/office/word/2010/wordprocessingShape" mc:Ignorable="w14 w15 w16se w16cid w16 w16cex w16sdtdh wp14">
   <w:abstractNum w:abstractNumId="0" w15:restartNumberingAfterBreak="0">
     <w:nsid w:val="22956ADA"/>
     <w:multiLevelType w:val="hybridMultilevel"/>
@@ -4361,29 +3050,29 @@
       </w:pPr>
     </w:lvl>
   </w:abstractNum>
-  <w:num w:numId="1" w16cid:durableId="350884850">
+  <w:num w:numId="1">
     <w:abstractNumId w:val="5"/>
   </w:num>
-  <w:num w:numId="2" w16cid:durableId="1043478131">
+  <w:num w:numId="2">
     <w:abstractNumId w:val="1"/>
   </w:num>
-  <w:num w:numId="3" w16cid:durableId="1185749737">
+  <w:num w:numId="3">
     <w:abstractNumId w:val="3"/>
   </w:num>
-  <w:num w:numId="4" w16cid:durableId="963776825">
+  <w:num w:numId="4">
     <w:abstractNumId w:val="4"/>
   </w:num>
-  <w:num w:numId="5" w16cid:durableId="872424141">
+  <w:num w:numId="5">
     <w:abstractNumId w:val="2"/>
   </w:num>
-  <w:num w:numId="6" w16cid:durableId="1549294638">
+  <w:num w:numId="6">
     <w:abstractNumId w:val="0"/>
   </w:num>
 </w:numbering>
 </file>
 
 <file path=word/styles.xml><?xml version="1.0" encoding="utf-8"?>
-<w:styles xmlns:mc="http://schemas.openxmlformats.org/markup-compatibility/2006" xmlns:r="http://schemas.openxmlformats.org/officeDocument/2006/relationships" xmlns:w="http://schemas.openxmlformats.org/wordprocessingml/2006/main" xmlns:w14="http://schemas.microsoft.com/office/word/2010/wordml" xmlns:w15="http://schemas.microsoft.com/office/word/2012/wordml" xmlns:w16cex="http://schemas.microsoft.com/office/word/2018/wordml/cex" xmlns:w16cid="http://schemas.microsoft.com/office/word/2016/wordml/cid" xmlns:w16="http://schemas.microsoft.com/office/word/2018/wordml" xmlns:w16du="http://schemas.microsoft.com/office/word/2023/wordml/word16du" xmlns:w16sdtdh="http://schemas.microsoft.com/office/word/2020/wordml/sdtdatahash" xmlns:w16sdtfl="http://schemas.microsoft.com/office/word/2024/wordml/sdtformatlock" xmlns:w16se="http://schemas.microsoft.com/office/word/2015/wordml/symex" mc:Ignorable="w14 w15 w16se w16cid w16 w16cex w16sdtdh w16sdtfl w16du">
+<w:styles xmlns:mc="http://schemas.openxmlformats.org/markup-compatibility/2006" xmlns:r="http://schemas.openxmlformats.org/officeDocument/2006/relationships" xmlns:w="http://schemas.openxmlformats.org/wordprocessingml/2006/main" xmlns:w14="http://schemas.microsoft.com/office/word/2010/wordml" xmlns:w15="http://schemas.microsoft.com/office/word/2012/wordml" xmlns:w16cex="http://schemas.microsoft.com/office/word/2018/wordml/cex" xmlns:w16cid="http://schemas.microsoft.com/office/word/2016/wordml/cid" xmlns:w16="http://schemas.microsoft.com/office/word/2018/wordml" xmlns:w16sdtdh="http://schemas.microsoft.com/office/word/2020/wordml/sdtdatahash" xmlns:w16se="http://schemas.microsoft.com/office/word/2015/wordml/symex" mc:Ignorable="w14 w15 w16se w16cid w16 w16cex w16sdtdh">
   <w:docDefaults>
     <w:rPrDefault>
       <w:rPr>
@@ -4784,6 +3473,7 @@
   <w:style w:type="character" w:default="1" w:styleId="DefaultParagraphFont">
     <w:name w:val="Default Paragraph Font"/>
     <w:uiPriority w:val="1"/>
+    <w:semiHidden/>
     <w:unhideWhenUsed/>
   </w:style>
   <w:style w:type="table" w:default="1" w:styleId="TableNormal">

--- a/doc/2_ApplicationDevelopment_QAs.docx
+++ b/doc/2_ApplicationDevelopment_QAs.docx
@@ -790,7 +790,7 @@
           <w:sz w:val="26"/>
           <w:szCs w:val="26"/>
         </w:rPr>
-        <w:t>//</w:t>
+        <w:t>hovankhanh</w:t>
       </w:r>
     </w:p>
     <w:p>
@@ -818,6 +818,19 @@
         </w:rPr>
         <w:t>Quy trình nghiệp vụ</w:t>
       </w:r>
+    </w:p>
+    <w:p>
+      <w:pPr>
+        <w:pStyle w:val="ListParagraph"/>
+        <w:spacing w:after="120" w:line="240" w:lineRule="auto"/>
+        <w:jc w:val="both"/>
+        <w:rPr>
+          <w:rFonts w:ascii="Times New Roman" w:hAnsi="Times New Roman" w:cs="Times New Roman"/>
+          <w:b/>
+          <w:sz w:val="26"/>
+          <w:szCs w:val="26"/>
+        </w:rPr>
+      </w:pPr>
     </w:p>
     <w:p>
       <w:pPr>
@@ -1942,7 +1955,6 @@
           <w:sz w:val="26"/>
           <w:szCs w:val="26"/>
         </w:rPr>
-        <w:lastRenderedPageBreak/>
         <w:t>Sơ đồ phân cấp chức năng của ứng dụn</w:t>
       </w:r>
       <w:r>
@@ -2191,7 +2203,7 @@
                 </wp:anchor>
               </w:drawing>
             </mc:Choice>
-            <mc:Fallback xmlns:w16sdtfl="http://schemas.microsoft.com/office/word/2024/wordml/sdtformatlock" xmlns:w16du="http://schemas.microsoft.com/office/word/2023/wordml/word16du" xmlns:w16cei="http://schemas.microsoft.com/office/word/2026/wordml/cei" xmlns:oel="http://schemas.microsoft.com/office/2019/extlst">
+            <mc:Fallback xmlns:oel="http://schemas.microsoft.com/office/2019/extlst" xmlns:w16cei="http://schemas.microsoft.com/office/word/2026/wordml/cei" xmlns:w16du="http://schemas.microsoft.com/office/word/2023/wordml/word16du" xmlns:w16sdtfl="http://schemas.microsoft.com/office/word/2024/wordml/sdtformatlock">
               <w:pict>
                 <v:line w14:anchorId="62D43E4F" id="Straight Connector 1" o:spid="_x0000_s1026" style="position:absolute;z-index:251659264;visibility:visible;mso-wrap-style:square;mso-width-percent:0;mso-wrap-distance-left:9pt;mso-wrap-distance-top:0;mso-wrap-distance-right:9pt;mso-wrap-distance-bottom:0;mso-position-horizontal:absolute;mso-position-horizontal-relative:text;mso-position-vertical:absolute;mso-position-vertical-relative:text;mso-width-percent:0;mso-width-relative:margin" from=".85pt,.5pt" to="525.25pt,.5pt" o:gfxdata="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" strokecolor="black [3200]" strokeweight=".5pt">
                   <v:stroke joinstyle="miter"/>
